--- a/SCORE/PREVENT.docx
+++ b/SCORE/PREVENT.docx
@@ -4,7 +4,7 @@
   <w:body>
     <w:p>
       <w:pPr>
-        <w:spacing w:before="100" w:beforeAutospacing="1" w:after="100" w:afterAutospacing="1" w:line="300" w:lineRule="atLeast"/>
+        <w:spacing w:before="100" w:beforeAutospacing="1" w:after="0" w:line="300" w:lineRule="atLeast"/>
         <w:outlineLvl w:val="1"/>
         <w:rPr>
           <w:rFonts w:ascii="Segoe UI" w:eastAsia="Times New Roman" w:hAnsi="Segoe UI" w:cs="Segoe UI"/>
@@ -28,7 +28,65 @@
           <w:lang w:eastAsia="en-GB"/>
           <w14:ligatures w14:val="none"/>
         </w:rPr>
-        <w:t>Az alábbi csoportoknál lipidcsökkentő kezelés javasolt a számított kockázattól függetlenül:</w:t>
+        <w:t>L</w:t>
+      </w:r>
+      <w:r>
+        <w:rPr>
+          <w:rFonts w:ascii="Segoe UI" w:eastAsia="Times New Roman" w:hAnsi="Segoe UI" w:cs="Segoe UI"/>
+          <w:b/>
+          <w:bCs/>
+          <w:kern w:val="0"/>
+          <w:sz w:val="36"/>
+          <w:szCs w:val="36"/>
+          <w:lang w:eastAsia="en-GB"/>
+          <w14:ligatures w14:val="none"/>
+        </w:rPr>
+        <w:t>ipidcsökkentő kezelés számított kockázattól függetlenül</w:t>
+      </w:r>
+      <w:r>
+        <w:rPr>
+          <w:rFonts w:ascii="Segoe UI" w:eastAsia="Times New Roman" w:hAnsi="Segoe UI" w:cs="Segoe UI"/>
+          <w:b/>
+          <w:bCs/>
+          <w:kern w:val="0"/>
+          <w:sz w:val="36"/>
+          <w:szCs w:val="36"/>
+          <w:lang w:eastAsia="en-GB"/>
+          <w14:ligatures w14:val="none"/>
+        </w:rPr>
+        <w:t xml:space="preserve"> is!</w:t>
+      </w:r>
+    </w:p>
+    <w:p>
+      <w:pPr>
+        <w:numPr>
+          <w:ilvl w:val="0"/>
+          <w:numId w:val="6"/>
+        </w:numPr>
+        <w:spacing w:after="100" w:afterAutospacing="1" w:line="300" w:lineRule="atLeast"/>
+        <w:rPr>
+          <w:rFonts w:ascii="Segoe UI" w:eastAsia="Times New Roman" w:hAnsi="Segoe UI" w:cs="Segoe UI"/>
+          <w:b/>
+          <w:bCs/>
+          <w:kern w:val="0"/>
+          <w:sz w:val="21"/>
+          <w:szCs w:val="21"/>
+          <w:lang w:eastAsia="en-GB"/>
+          <w14:ligatures w14:val="none"/>
+        </w:rPr>
+      </w:pPr>
+      <w:r>
+        <w:rPr>
+          <w:rFonts w:ascii="Segoe UI" w:eastAsia="Times New Roman" w:hAnsi="Segoe UI" w:cs="Segoe UI"/>
+          <w:b/>
+          <w:bCs/>
+          <w:kern w:val="0"/>
+          <w:sz w:val="21"/>
+          <w:szCs w:val="21"/>
+          <w:lang w:eastAsia="en-GB"/>
+          <w14:ligatures w14:val="none"/>
+        </w:rPr>
+        <w:t>Igazolt klinikai ASCVD</w:t>
       </w:r>
     </w:p>
     <w:p>
@@ -50,13 +108,40 @@
       <w:r>
         <w:rPr>
           <w:rFonts w:ascii="Segoe UI" w:eastAsia="Times New Roman" w:hAnsi="Segoe UI" w:cs="Segoe UI"/>
-          <w:kern w:val="0"/>
-          <w:sz w:val="21"/>
-          <w:szCs w:val="21"/>
-          <w:lang w:eastAsia="en-GB"/>
-          <w14:ligatures w14:val="none"/>
-        </w:rPr>
-        <w:t>Igazolt klinikai ASCVD</w:t>
+          <w:b/>
+          <w:bCs/>
+          <w:kern w:val="0"/>
+          <w:sz w:val="21"/>
+          <w:szCs w:val="21"/>
+          <w:lang w:eastAsia="en-GB"/>
+          <w14:ligatures w14:val="none"/>
+        </w:rPr>
+        <w:t>LDL</w:t>
+      </w:r>
+      <w:r>
+        <w:rPr>
+          <w:rFonts w:ascii="Segoe UI" w:eastAsia="Times New Roman" w:hAnsi="Segoe UI" w:cs="Segoe UI"/>
+          <w:b/>
+          <w:bCs/>
+          <w:kern w:val="0"/>
+          <w:sz w:val="21"/>
+          <w:szCs w:val="21"/>
+          <w:lang w:eastAsia="en-GB"/>
+          <w14:ligatures w14:val="none"/>
+        </w:rPr>
+        <w:noBreakHyphen/>
+        <w:t>C ≥4,9 mmol/L</w:t>
+      </w:r>
+      <w:r>
+        <w:rPr>
+          <w:rFonts w:ascii="Segoe UI" w:eastAsia="Times New Roman" w:hAnsi="Segoe UI" w:cs="Segoe UI"/>
+          <w:kern w:val="0"/>
+          <w:sz w:val="21"/>
+          <w:szCs w:val="21"/>
+          <w:lang w:eastAsia="en-GB"/>
+          <w14:ligatures w14:val="none"/>
+        </w:rPr>
+        <w:t xml:space="preserve"> (≥190 mg/dL)</w:t>
       </w:r>
     </w:p>
     <w:p>
@@ -78,61 +163,6 @@
       <w:r>
         <w:rPr>
           <w:rFonts w:ascii="Segoe UI" w:eastAsia="Times New Roman" w:hAnsi="Segoe UI" w:cs="Segoe UI"/>
-          <w:b/>
-          <w:bCs/>
-          <w:kern w:val="0"/>
-          <w:sz w:val="21"/>
-          <w:szCs w:val="21"/>
-          <w:lang w:eastAsia="en-GB"/>
-          <w14:ligatures w14:val="none"/>
-        </w:rPr>
-        <w:t>LDL</w:t>
-      </w:r>
-      <w:r>
-        <w:rPr>
-          <w:rFonts w:ascii="Segoe UI" w:eastAsia="Times New Roman" w:hAnsi="Segoe UI" w:cs="Segoe UI"/>
-          <w:b/>
-          <w:bCs/>
-          <w:kern w:val="0"/>
-          <w:sz w:val="21"/>
-          <w:szCs w:val="21"/>
-          <w:lang w:eastAsia="en-GB"/>
-          <w14:ligatures w14:val="none"/>
-        </w:rPr>
-        <w:noBreakHyphen/>
-        <w:t>C ≥4,9 mmol/L</w:t>
-      </w:r>
-      <w:r>
-        <w:rPr>
-          <w:rFonts w:ascii="Segoe UI" w:eastAsia="Times New Roman" w:hAnsi="Segoe UI" w:cs="Segoe UI"/>
-          <w:kern w:val="0"/>
-          <w:sz w:val="21"/>
-          <w:szCs w:val="21"/>
-          <w:lang w:eastAsia="en-GB"/>
-          <w14:ligatures w14:val="none"/>
-        </w:rPr>
-        <w:t xml:space="preserve"> (≥190 mg/dL)</w:t>
-      </w:r>
-    </w:p>
-    <w:p>
-      <w:pPr>
-        <w:numPr>
-          <w:ilvl w:val="0"/>
-          <w:numId w:val="6"/>
-        </w:numPr>
-        <w:spacing w:before="100" w:beforeAutospacing="1" w:after="100" w:afterAutospacing="1" w:line="300" w:lineRule="atLeast"/>
-        <w:rPr>
-          <w:rFonts w:ascii="Segoe UI" w:eastAsia="Times New Roman" w:hAnsi="Segoe UI" w:cs="Segoe UI"/>
-          <w:kern w:val="0"/>
-          <w:sz w:val="21"/>
-          <w:szCs w:val="21"/>
-          <w:lang w:eastAsia="en-GB"/>
-          <w14:ligatures w14:val="none"/>
-        </w:rPr>
-      </w:pPr>
-      <w:r>
-        <w:rPr>
-          <w:rFonts w:ascii="Segoe UI" w:eastAsia="Times New Roman" w:hAnsi="Segoe UI" w:cs="Segoe UI"/>
           <w:kern w:val="0"/>
           <w:sz w:val="21"/>
           <w:szCs w:val="21"/>
@@ -162,16 +192,20 @@
         <w:spacing w:before="100" w:beforeAutospacing="1" w:after="100" w:afterAutospacing="1" w:line="300" w:lineRule="atLeast"/>
         <w:rPr>
           <w:rFonts w:ascii="Segoe UI" w:eastAsia="Times New Roman" w:hAnsi="Segoe UI" w:cs="Segoe UI"/>
-          <w:kern w:val="0"/>
-          <w:sz w:val="21"/>
-          <w:szCs w:val="21"/>
-          <w:lang w:eastAsia="en-GB"/>
-          <w14:ligatures w14:val="none"/>
-        </w:rPr>
-      </w:pPr>
-      <w:r>
-        <w:rPr>
-          <w:rFonts w:ascii="Segoe UI" w:eastAsia="Times New Roman" w:hAnsi="Segoe UI" w:cs="Segoe UI"/>
+          <w:b/>
+          <w:bCs/>
+          <w:kern w:val="0"/>
+          <w:sz w:val="21"/>
+          <w:szCs w:val="21"/>
+          <w:lang w:eastAsia="en-GB"/>
+          <w14:ligatures w14:val="none"/>
+        </w:rPr>
+      </w:pPr>
+      <w:r>
+        <w:rPr>
+          <w:rFonts w:ascii="Segoe UI" w:eastAsia="Times New Roman" w:hAnsi="Segoe UI" w:cs="Segoe UI"/>
+          <w:b/>
+          <w:bCs/>
           <w:kern w:val="0"/>
           <w:sz w:val="21"/>
           <w:szCs w:val="21"/>
@@ -190,16 +224,20 @@
         <w:spacing w:before="100" w:beforeAutospacing="1" w:after="100" w:afterAutospacing="1" w:line="300" w:lineRule="atLeast"/>
         <w:rPr>
           <w:rFonts w:ascii="Segoe UI" w:eastAsia="Times New Roman" w:hAnsi="Segoe UI" w:cs="Segoe UI"/>
-          <w:kern w:val="0"/>
-          <w:sz w:val="21"/>
-          <w:szCs w:val="21"/>
-          <w:lang w:eastAsia="en-GB"/>
-          <w14:ligatures w14:val="none"/>
-        </w:rPr>
-      </w:pPr>
-      <w:r>
-        <w:rPr>
-          <w:rFonts w:ascii="Segoe UI" w:eastAsia="Times New Roman" w:hAnsi="Segoe UI" w:cs="Segoe UI"/>
+          <w:b/>
+          <w:bCs/>
+          <w:kern w:val="0"/>
+          <w:sz w:val="21"/>
+          <w:szCs w:val="21"/>
+          <w:lang w:eastAsia="en-GB"/>
+          <w14:ligatures w14:val="none"/>
+        </w:rPr>
+      </w:pPr>
+      <w:r>
+        <w:rPr>
+          <w:rFonts w:ascii="Segoe UI" w:eastAsia="Times New Roman" w:hAnsi="Segoe UI" w:cs="Segoe UI"/>
+          <w:b/>
+          <w:bCs/>
           <w:kern w:val="0"/>
           <w:sz w:val="21"/>
           <w:szCs w:val="21"/>
@@ -240,20 +278,17 @@
     <w:p>
       <w:pPr>
         <w:spacing w:before="100" w:beforeAutospacing="1" w:after="100" w:afterAutospacing="1" w:line="300" w:lineRule="atLeast"/>
-        <w:rPr>
-          <w:rFonts w:ascii="Segoe UI" w:eastAsia="Times New Roman" w:hAnsi="Segoe UI" w:cs="Segoe UI"/>
-          <w:kern w:val="0"/>
-          <w:sz w:val="21"/>
-          <w:szCs w:val="21"/>
-          <w:lang w:eastAsia="en-GB"/>
-          <w14:ligatures w14:val="none"/>
-        </w:rPr>
-      </w:pPr>
-    </w:p>
-    <w:p>
-      <w:pPr>
-        <w:spacing w:before="100" w:beforeAutospacing="1" w:after="100" w:afterAutospacing="1" w:line="300" w:lineRule="atLeast"/>
         <w:outlineLvl w:val="1"/>
+        <w:rPr>
+          <w:rFonts w:ascii="Segoe UI" w:eastAsia="Times New Roman" w:hAnsi="Segoe UI" w:cs="Segoe UI"/>
+          <w:kern w:val="0"/>
+          <w:sz w:val="21"/>
+          <w:szCs w:val="21"/>
+          <w:lang w:eastAsia="en-GB"/>
+          <w14:ligatures w14:val="none"/>
+        </w:rPr>
+      </w:pPr>
+      <w:r>
         <w:rPr>
           <w:rFonts w:ascii="Segoe UI" w:eastAsia="Times New Roman" w:hAnsi="Segoe UI" w:cs="Segoe UI"/>
           <w:b/>
@@ -264,7 +299,8 @@
           <w:lang w:eastAsia="en-GB"/>
           <w14:ligatures w14:val="none"/>
         </w:rPr>
-      </w:pPr>
+        <w:t xml:space="preserve">Primer prevenció </w:t>
+      </w:r>
       <w:r>
         <w:rPr>
           <w:rFonts w:ascii="Segoe UI" w:eastAsia="Times New Roman" w:hAnsi="Segoe UI" w:cs="Segoe UI"/>
@@ -276,166 +312,25 @@
           <w:lang w:eastAsia="en-GB"/>
           <w14:ligatures w14:val="none"/>
         </w:rPr>
-        <w:t>PRIMER PREVENCIÓ</w:t>
-      </w:r>
-    </w:p>
-    <w:p>
-      <w:pPr>
-        <w:spacing w:before="100" w:beforeAutospacing="1" w:after="100" w:afterAutospacing="1" w:line="300" w:lineRule="atLeast"/>
-        <w:rPr>
-          <w:rFonts w:ascii="Segoe UI" w:eastAsia="Times New Roman" w:hAnsi="Segoe UI" w:cs="Segoe UI"/>
-          <w:kern w:val="0"/>
-          <w:sz w:val="21"/>
-          <w:szCs w:val="21"/>
-          <w:lang w:eastAsia="en-GB"/>
-          <w14:ligatures w14:val="none"/>
-        </w:rPr>
-      </w:pPr>
-      <w:r>
-        <w:rPr>
-          <w:rFonts w:ascii="Segoe UI" w:eastAsia="Times New Roman" w:hAnsi="Segoe UI" w:cs="Segoe UI"/>
-          <w:kern w:val="0"/>
-          <w:sz w:val="21"/>
-          <w:szCs w:val="21"/>
-          <w:lang w:eastAsia="en-GB"/>
-          <w14:ligatures w14:val="none"/>
-        </w:rPr>
-        <w:t xml:space="preserve">A </w:t>
-      </w:r>
-      <w:r>
-        <w:rPr>
-          <w:rFonts w:ascii="Segoe UI" w:eastAsia="Times New Roman" w:hAnsi="Segoe UI" w:cs="Segoe UI"/>
-          <w:b/>
-          <w:bCs/>
-          <w:kern w:val="0"/>
-          <w:sz w:val="21"/>
-          <w:szCs w:val="21"/>
-          <w:lang w:eastAsia="en-GB"/>
-          <w14:ligatures w14:val="none"/>
-        </w:rPr>
         <w:t>2026 ACC/AHA irányelv</w:t>
       </w:r>
       <w:r>
         <w:rPr>
           <w:rFonts w:ascii="Segoe UI" w:eastAsia="Times New Roman" w:hAnsi="Segoe UI" w:cs="Segoe UI"/>
-          <w:kern w:val="0"/>
-          <w:sz w:val="21"/>
-          <w:szCs w:val="21"/>
-          <w:lang w:eastAsia="en-GB"/>
-          <w14:ligatures w14:val="none"/>
-        </w:rPr>
-        <w:t xml:space="preserve"> az alábbi kockázati kategóriákat és ajánlott primer prevenciós intézkedéseket alkalmazza (a </w:t>
-      </w:r>
-      <w:r>
-        <w:rPr>
-          <w:rFonts w:ascii="Segoe UI" w:eastAsia="Times New Roman" w:hAnsi="Segoe UI" w:cs="Segoe UI"/>
-          <w:b/>
-          <w:bCs/>
-          <w:kern w:val="0"/>
-          <w:sz w:val="21"/>
-          <w:szCs w:val="21"/>
-          <w:lang w:eastAsia="en-GB"/>
-          <w14:ligatures w14:val="none"/>
-        </w:rPr>
-        <w:t>10 éves ASCVD</w:t>
-      </w:r>
-      <w:r>
-        <w:rPr>
-          <w:rFonts w:ascii="Segoe UI" w:eastAsia="Times New Roman" w:hAnsi="Segoe UI" w:cs="Segoe UI"/>
-          <w:b/>
-          <w:bCs/>
-          <w:kern w:val="0"/>
-          <w:sz w:val="21"/>
-          <w:szCs w:val="21"/>
-          <w:lang w:eastAsia="en-GB"/>
-          <w14:ligatures w14:val="none"/>
-        </w:rPr>
-        <w:noBreakHyphen/>
-        <w:t>kockázat</w:t>
-      </w:r>
-      <w:r>
-        <w:rPr>
-          <w:rFonts w:ascii="Segoe UI" w:eastAsia="Times New Roman" w:hAnsi="Segoe UI" w:cs="Segoe UI"/>
-          <w:kern w:val="0"/>
-          <w:sz w:val="21"/>
-          <w:szCs w:val="21"/>
-          <w:lang w:eastAsia="en-GB"/>
-          <w14:ligatures w14:val="none"/>
-        </w:rPr>
-        <w:t xml:space="preserve"> alapján):</w:t>
-      </w:r>
-    </w:p>
-    <w:p>
-      <w:pPr>
-        <w:numPr>
-          <w:ilvl w:val="0"/>
-          <w:numId w:val="1"/>
-        </w:numPr>
-        <w:spacing w:before="100" w:beforeAutospacing="1" w:after="100" w:afterAutospacing="1" w:line="300" w:lineRule="atLeast"/>
-        <w:rPr>
-          <w:rFonts w:ascii="Segoe UI" w:eastAsia="Times New Roman" w:hAnsi="Segoe UI" w:cs="Segoe UI"/>
-          <w:kern w:val="0"/>
-          <w:sz w:val="21"/>
-          <w:szCs w:val="21"/>
-          <w:lang w:eastAsia="en-GB"/>
-          <w14:ligatures w14:val="none"/>
-        </w:rPr>
-      </w:pPr>
-      <w:r>
-        <w:rPr>
-          <w:rFonts w:ascii="Segoe UI" w:eastAsia="Times New Roman" w:hAnsi="Segoe UI" w:cs="Segoe UI"/>
-          <w:kern w:val="0"/>
-          <w:sz w:val="21"/>
-          <w:szCs w:val="21"/>
-          <w:lang w:eastAsia="en-GB"/>
-          <w14:ligatures w14:val="none"/>
-        </w:rPr>
-        <w:t>Ahogy a becsült kockázat növekszik, az életmódbeli tanácsadás és a terápiás beavatkozás intenzitását ennek megfelelően növelni kell.</w:t>
-      </w:r>
-    </w:p>
-    <w:p>
-      <w:pPr>
-        <w:numPr>
-          <w:ilvl w:val="0"/>
-          <w:numId w:val="1"/>
-        </w:numPr>
-        <w:spacing w:before="100" w:beforeAutospacing="1" w:after="100" w:afterAutospacing="1" w:line="300" w:lineRule="atLeast"/>
-        <w:rPr>
-          <w:rFonts w:ascii="Segoe UI" w:eastAsia="Times New Roman" w:hAnsi="Segoe UI" w:cs="Segoe UI"/>
-          <w:kern w:val="0"/>
-          <w:sz w:val="21"/>
-          <w:szCs w:val="21"/>
-          <w:lang w:eastAsia="en-GB"/>
-          <w14:ligatures w14:val="none"/>
-        </w:rPr>
-      </w:pPr>
-      <w:r>
-        <w:rPr>
-          <w:rFonts w:ascii="Segoe UI" w:eastAsia="Times New Roman" w:hAnsi="Segoe UI" w:cs="Segoe UI"/>
-          <w:kern w:val="0"/>
-          <w:sz w:val="21"/>
-          <w:szCs w:val="21"/>
-          <w:lang w:eastAsia="en-GB"/>
-          <w14:ligatures w14:val="none"/>
-        </w:rPr>
-        <w:t>Általánosságban lipidcsökkentő kezelés ma már javasolt azon egyéneknél, akiknél a 10 éves ASCVD</w:t>
-      </w:r>
-      <w:r>
-        <w:rPr>
-          <w:rFonts w:ascii="Segoe UI" w:eastAsia="Times New Roman" w:hAnsi="Segoe UI" w:cs="Segoe UI"/>
-          <w:kern w:val="0"/>
-          <w:sz w:val="21"/>
-          <w:szCs w:val="21"/>
-          <w:lang w:eastAsia="en-GB"/>
-          <w14:ligatures w14:val="none"/>
-        </w:rPr>
-        <w:noBreakHyphen/>
-        <w:t>kockázat becsült értéke ≥3%.</w:t>
-      </w:r>
-    </w:p>
-    <w:p>
-      <w:pPr>
-        <w:spacing w:before="100" w:beforeAutospacing="1" w:after="100" w:afterAutospacing="1" w:line="300" w:lineRule="atLeast"/>
+          <w:b/>
+          <w:bCs/>
+          <w:kern w:val="0"/>
+          <w:sz w:val="36"/>
+          <w:szCs w:val="36"/>
+          <w:lang w:eastAsia="en-GB"/>
+          <w14:ligatures w14:val="none"/>
+        </w:rPr>
+        <w:t xml:space="preserve"> alapján</w:t>
+      </w:r>
+    </w:p>
+    <w:p>
+      <w:pPr>
+        <w:spacing w:before="100" w:beforeAutospacing="1" w:after="0" w:line="300" w:lineRule="atLeast"/>
         <w:outlineLvl w:val="2"/>
         <w:rPr>
           <w:rFonts w:ascii="Segoe UI" w:eastAsia="Times New Roman" w:hAnsi="Segoe UI" w:cs="Segoe UI"/>
@@ -589,14 +484,14 @@
           <w:szCs w:val="21"/>
           <w:lang w:eastAsia="en-GB"/>
         </w:rPr>
-        <w:pict w14:anchorId="59D7ACB2">
-          <v:rect id="_x0000_i1030" alt="" style="width:451.3pt;height:.05pt;mso-width-percent:0;mso-height-percent:0;mso-width-percent:0;mso-height-percent:0" o:hralign="center" o:hrstd="t" o:hr="t" fillcolor="#a0a0a0" stroked="f"/>
+        <w:pict w14:anchorId="41A83813">
+          <v:rect id="_x0000_i1028" alt="" style="width:451.3pt;height:.05pt;mso-width-percent:0;mso-height-percent:0;mso-width-percent:0;mso-height-percent:0" o:hralign="center" o:hrstd="t" o:hr="t" fillcolor="#a0a0a0" stroked="f"/>
         </w:pict>
       </w:r>
     </w:p>
     <w:p>
       <w:pPr>
-        <w:spacing w:before="100" w:beforeAutospacing="1" w:after="100" w:afterAutospacing="1" w:line="300" w:lineRule="atLeast"/>
+        <w:spacing w:before="100" w:beforeAutospacing="1" w:after="0" w:line="300" w:lineRule="atLeast"/>
         <w:outlineLvl w:val="2"/>
         <w:rPr>
           <w:rFonts w:ascii="Segoe UI" w:eastAsia="Times New Roman" w:hAnsi="Segoe UI" w:cs="Segoe UI"/>
@@ -903,14 +798,14 @@
           <w:szCs w:val="21"/>
           <w:lang w:eastAsia="en-GB"/>
         </w:rPr>
-        <w:pict w14:anchorId="1B4F96F0">
-          <v:rect id="_x0000_i1029" alt="" style="width:451.3pt;height:.05pt;mso-width-percent:0;mso-height-percent:0;mso-width-percent:0;mso-height-percent:0" o:hralign="center" o:hrstd="t" o:hr="t" fillcolor="#a0a0a0" stroked="f"/>
+        <w:pict w14:anchorId="2E2EF739">
+          <v:rect id="_x0000_i1027" alt="" style="width:451.3pt;height:.05pt;mso-width-percent:0;mso-height-percent:0;mso-width-percent:0;mso-height-percent:0" o:hralign="center" o:hrstd="t" o:hr="t" fillcolor="#a0a0a0" stroked="f"/>
         </w:pict>
       </w:r>
     </w:p>
     <w:p>
       <w:pPr>
-        <w:spacing w:before="100" w:beforeAutospacing="1" w:after="100" w:afterAutospacing="1" w:line="300" w:lineRule="atLeast"/>
+        <w:spacing w:before="100" w:beforeAutospacing="1" w:after="0" w:line="300" w:lineRule="atLeast"/>
         <w:outlineLvl w:val="2"/>
         <w:rPr>
           <w:rFonts w:ascii="Segoe UI" w:eastAsia="Times New Roman" w:hAnsi="Segoe UI" w:cs="Segoe UI"/>
@@ -1060,7 +955,6 @@
           <w:lang w:eastAsia="en-GB"/>
           <w14:ligatures w14:val="none"/>
         </w:rPr>
-        <w:lastRenderedPageBreak/>
         <w:t>LDL</w:t>
       </w:r>
       <w:r>
@@ -1190,14 +1084,14 @@
           <w:szCs w:val="21"/>
           <w:lang w:eastAsia="en-GB"/>
         </w:rPr>
-        <w:pict w14:anchorId="0339E1AC">
-          <v:rect id="_x0000_i1028" alt="" style="width:451.3pt;height:.05pt;mso-width-percent:0;mso-height-percent:0;mso-width-percent:0;mso-height-percent:0" o:hralign="center" o:hrstd="t" o:hr="t" fillcolor="#a0a0a0" stroked="f"/>
+        <w:pict w14:anchorId="1392B624">
+          <v:rect id="_x0000_i1026" alt="" style="width:451.3pt;height:.05pt;mso-width-percent:0;mso-height-percent:0;mso-width-percent:0;mso-height-percent:0" o:hralign="center" o:hrstd="t" o:hr="t" fillcolor="#a0a0a0" stroked="f"/>
         </w:pict>
       </w:r>
     </w:p>
     <w:p>
       <w:pPr>
-        <w:spacing w:before="100" w:beforeAutospacing="1" w:after="100" w:afterAutospacing="1" w:line="300" w:lineRule="atLeast"/>
+        <w:spacing w:before="100" w:beforeAutospacing="1" w:after="0" w:line="300" w:lineRule="atLeast"/>
         <w:outlineLvl w:val="2"/>
         <w:rPr>
           <w:rFonts w:ascii="Segoe UI" w:eastAsia="Times New Roman" w:hAnsi="Segoe UI" w:cs="Segoe UI"/>
@@ -1469,32 +1363,6 @@
     </w:p>
     <w:p>
       <w:pPr>
-        <w:spacing w:after="0" w:line="300" w:lineRule="atLeast"/>
-        <w:rPr>
-          <w:rFonts w:ascii="Segoe UI" w:eastAsia="Times New Roman" w:hAnsi="Segoe UI" w:cs="Segoe UI"/>
-          <w:kern w:val="0"/>
-          <w:sz w:val="21"/>
-          <w:szCs w:val="21"/>
-          <w:lang w:eastAsia="en-GB"/>
-          <w14:ligatures w14:val="none"/>
-        </w:rPr>
-      </w:pPr>
-      <w:r>
-        <w:rPr>
-          <w:rFonts w:ascii="Segoe UI" w:eastAsia="Times New Roman" w:hAnsi="Segoe UI" w:cs="Segoe UI"/>
-          <w:noProof/>
-          <w:kern w:val="0"/>
-          <w:sz w:val="21"/>
-          <w:szCs w:val="21"/>
-          <w:lang w:eastAsia="en-GB"/>
-        </w:rPr>
-        <w:pict w14:anchorId="1176265B">
-          <v:rect id="_x0000_i1027" alt="" style="width:451.3pt;height:.05pt;mso-width-percent:0;mso-height-percent:0;mso-width-percent:0;mso-height-percent:0" o:hralign="center" o:hrstd="t" o:hr="t" fillcolor="#a0a0a0" stroked="f"/>
-        </w:pict>
-      </w:r>
-    </w:p>
-    <w:p>
-      <w:pPr>
         <w:spacing w:before="100" w:beforeAutospacing="1" w:after="100" w:afterAutospacing="1" w:line="300" w:lineRule="atLeast"/>
         <w:outlineLvl w:val="1"/>
         <w:rPr>
@@ -1519,6 +1387,7 @@
           <w:lang w:eastAsia="en-GB"/>
           <w14:ligatures w14:val="none"/>
         </w:rPr>
+        <w:lastRenderedPageBreak/>
         <w:t>HYPERTONIA</w:t>
       </w:r>
     </w:p>
@@ -1567,7 +1436,7 @@
           <w:lang w:eastAsia="en-GB"/>
           <w14:ligatures w14:val="none"/>
         </w:rPr>
-        <w:t xml:space="preserve"> az alábbi vérnyomáskezelési javaslatokat adja (a </w:t>
+        <w:t xml:space="preserve"> az alábbi vérnyomáskezelési javaslatokat adja </w:t>
       </w:r>
       <w:r>
         <w:rPr>
@@ -1605,8 +1474,24 @@
           <w:lang w:eastAsia="en-GB"/>
           <w14:ligatures w14:val="none"/>
         </w:rPr>
-        <w:t xml:space="preserve"> alapján):</w:t>
-      </w:r>
+        <w:t xml:space="preserve"> alapján:</w:t>
+      </w:r>
+    </w:p>
+    <w:p>
+      <w:pPr>
+        <w:spacing w:before="100" w:beforeAutospacing="1" w:after="100" w:afterAutospacing="1" w:line="300" w:lineRule="atLeast"/>
+        <w:outlineLvl w:val="2"/>
+        <w:rPr>
+          <w:rFonts w:ascii="Segoe UI" w:eastAsia="Times New Roman" w:hAnsi="Segoe UI" w:cs="Segoe UI"/>
+          <w:b/>
+          <w:bCs/>
+          <w:kern w:val="0"/>
+          <w:sz w:val="27"/>
+          <w:szCs w:val="27"/>
+          <w:lang w:eastAsia="en-GB"/>
+          <w14:ligatures w14:val="none"/>
+        </w:rPr>
+      </w:pPr>
     </w:p>
     <w:p>
       <w:pPr>
@@ -1713,8 +1598,8 @@
           <w:szCs w:val="21"/>
           <w:lang w:eastAsia="en-GB"/>
         </w:rPr>
-        <w:pict w14:anchorId="7BF50243">
-          <v:rect id="_x0000_i1026" alt="" style="width:451.3pt;height:.05pt;mso-width-percent:0;mso-height-percent:0;mso-width-percent:0;mso-height-percent:0" o:hralign="center" o:hrstd="t" o:hr="t" fillcolor="#a0a0a0" stroked="f"/>
+        <w:pict w14:anchorId="53AF8E03">
+          <v:rect id="_x0000_i1025" alt="" style="width:451.3pt;height:.05pt;mso-width-percent:0;mso-height-percent:0;mso-width-percent:0;mso-height-percent:0" o:hralign="center" o:hrstd="t" o:hr="t" fillcolor="#a0a0a0" stroked="f"/>
         </w:pict>
       </w:r>
     </w:p>
@@ -1772,6 +1657,70 @@
           <w:lang w:eastAsia="en-GB"/>
           <w14:ligatures w14:val="none"/>
         </w:rPr>
+        <w:t xml:space="preserve">Ha a kockázatbecslés </w:t>
+      </w:r>
+      <w:r>
+        <w:rPr>
+          <w:rFonts w:ascii="Segoe UI" w:eastAsia="Times New Roman" w:hAnsi="Segoe UI" w:cs="Segoe UI"/>
+          <w:b/>
+          <w:bCs/>
+          <w:kern w:val="0"/>
+          <w:sz w:val="21"/>
+          <w:szCs w:val="21"/>
+          <w:lang w:eastAsia="en-GB"/>
+          <w14:ligatures w14:val="none"/>
+        </w:rPr>
+        <w:t>&lt;7,5%</w:t>
+      </w:r>
+      <w:r>
+        <w:rPr>
+          <w:rFonts w:ascii="Segoe UI" w:eastAsia="Times New Roman" w:hAnsi="Segoe UI" w:cs="Segoe UI"/>
+          <w:kern w:val="0"/>
+          <w:sz w:val="21"/>
+          <w:szCs w:val="21"/>
+          <w:lang w:eastAsia="en-GB"/>
+          <w14:ligatures w14:val="none"/>
+        </w:rPr>
+        <w:t>, elsőként 3–6 hónap életmód</w:t>
+      </w:r>
+      <w:r>
+        <w:rPr>
+          <w:rFonts w:ascii="Segoe UI" w:eastAsia="Times New Roman" w:hAnsi="Segoe UI" w:cs="Segoe UI"/>
+          <w:kern w:val="0"/>
+          <w:sz w:val="21"/>
+          <w:szCs w:val="21"/>
+          <w:lang w:eastAsia="en-GB"/>
+          <w14:ligatures w14:val="none"/>
+        </w:rPr>
+        <w:noBreakHyphen/>
+        <w:t>változtatás javasolt; gyógyszeres kezelés akkor indítandó, ha a vérnyomás tartósan emelkedett marad.</w:t>
+      </w:r>
+    </w:p>
+    <w:p>
+      <w:pPr>
+        <w:numPr>
+          <w:ilvl w:val="0"/>
+          <w:numId w:val="7"/>
+        </w:numPr>
+        <w:spacing w:before="100" w:beforeAutospacing="1" w:after="100" w:afterAutospacing="1" w:line="300" w:lineRule="atLeast"/>
+        <w:rPr>
+          <w:rFonts w:ascii="Segoe UI" w:eastAsia="Times New Roman" w:hAnsi="Segoe UI" w:cs="Segoe UI"/>
+          <w:kern w:val="0"/>
+          <w:sz w:val="21"/>
+          <w:szCs w:val="21"/>
+          <w:lang w:eastAsia="en-GB"/>
+          <w14:ligatures w14:val="none"/>
+        </w:rPr>
+      </w:pPr>
+      <w:r>
+        <w:rPr>
+          <w:rFonts w:ascii="Segoe UI" w:eastAsia="Times New Roman" w:hAnsi="Segoe UI" w:cs="Segoe UI"/>
+          <w:kern w:val="0"/>
+          <w:sz w:val="21"/>
+          <w:szCs w:val="21"/>
+          <w:lang w:eastAsia="en-GB"/>
+          <w14:ligatures w14:val="none"/>
+        </w:rPr>
         <w:t xml:space="preserve">Kezelés indítandó, ha a kockázatbecslés </w:t>
       </w:r>
       <w:r>
@@ -1881,96 +1830,6 @@
           <w14:ligatures w14:val="none"/>
         </w:rPr>
         <w:t>vagy CKD áll fenn.</w:t>
-      </w:r>
-    </w:p>
-    <w:p>
-      <w:pPr>
-        <w:numPr>
-          <w:ilvl w:val="0"/>
-          <w:numId w:val="7"/>
-        </w:numPr>
-        <w:spacing w:before="100" w:beforeAutospacing="1" w:after="100" w:afterAutospacing="1" w:line="300" w:lineRule="atLeast"/>
-        <w:rPr>
-          <w:rFonts w:ascii="Segoe UI" w:eastAsia="Times New Roman" w:hAnsi="Segoe UI" w:cs="Segoe UI"/>
-          <w:kern w:val="0"/>
-          <w:sz w:val="21"/>
-          <w:szCs w:val="21"/>
-          <w:lang w:eastAsia="en-GB"/>
-          <w14:ligatures w14:val="none"/>
-        </w:rPr>
-      </w:pPr>
-      <w:r>
-        <w:rPr>
-          <w:rFonts w:ascii="Segoe UI" w:eastAsia="Times New Roman" w:hAnsi="Segoe UI" w:cs="Segoe UI"/>
-          <w:kern w:val="0"/>
-          <w:sz w:val="21"/>
-          <w:szCs w:val="21"/>
-          <w:lang w:eastAsia="en-GB"/>
-          <w14:ligatures w14:val="none"/>
-        </w:rPr>
-        <w:t xml:space="preserve">Ha a kockázatbecslés </w:t>
-      </w:r>
-      <w:r>
-        <w:rPr>
-          <w:rFonts w:ascii="Segoe UI" w:eastAsia="Times New Roman" w:hAnsi="Segoe UI" w:cs="Segoe UI"/>
-          <w:b/>
-          <w:bCs/>
-          <w:kern w:val="0"/>
-          <w:sz w:val="21"/>
-          <w:szCs w:val="21"/>
-          <w:lang w:eastAsia="en-GB"/>
-          <w14:ligatures w14:val="none"/>
-        </w:rPr>
-        <w:t>&lt;7,5%</w:t>
-      </w:r>
-      <w:r>
-        <w:rPr>
-          <w:rFonts w:ascii="Segoe UI" w:eastAsia="Times New Roman" w:hAnsi="Segoe UI" w:cs="Segoe UI"/>
-          <w:kern w:val="0"/>
-          <w:sz w:val="21"/>
-          <w:szCs w:val="21"/>
-          <w:lang w:eastAsia="en-GB"/>
-          <w14:ligatures w14:val="none"/>
-        </w:rPr>
-        <w:t>, elsőként 3–6 hónap életmód</w:t>
-      </w:r>
-      <w:r>
-        <w:rPr>
-          <w:rFonts w:ascii="Segoe UI" w:eastAsia="Times New Roman" w:hAnsi="Segoe UI" w:cs="Segoe UI"/>
-          <w:kern w:val="0"/>
-          <w:sz w:val="21"/>
-          <w:szCs w:val="21"/>
-          <w:lang w:eastAsia="en-GB"/>
-          <w14:ligatures w14:val="none"/>
-        </w:rPr>
-        <w:noBreakHyphen/>
-        <w:t>változtatás javasolt; gyógyszeres kezelés akkor indítandó, ha a vérnyomás tartósan emelkedett marad.</w:t>
-      </w:r>
-    </w:p>
-    <w:p>
-      <w:pPr>
-        <w:spacing w:after="0" w:line="300" w:lineRule="atLeast"/>
-        <w:rPr>
-          <w:rFonts w:ascii="Segoe UI" w:eastAsia="Times New Roman" w:hAnsi="Segoe UI" w:cs="Segoe UI"/>
-          <w:kern w:val="0"/>
-          <w:sz w:val="21"/>
-          <w:szCs w:val="21"/>
-          <w:lang w:eastAsia="en-GB"/>
-          <w14:ligatures w14:val="none"/>
-        </w:rPr>
-      </w:pPr>
-      <w:r>
-        <w:rPr>
-          <w:rFonts w:ascii="Segoe UI" w:eastAsia="Times New Roman" w:hAnsi="Segoe UI" w:cs="Segoe UI"/>
-          <w:noProof/>
-          <w:kern w:val="0"/>
-          <w:sz w:val="21"/>
-          <w:szCs w:val="21"/>
-          <w:lang w:eastAsia="en-GB"/>
-        </w:rPr>
-        <w:pict w14:anchorId="6485FF10">
-          <v:rect id="_x0000_i1025" alt="" style="width:451.3pt;height:.05pt;mso-width-percent:0;mso-height-percent:0;mso-width-percent:0;mso-height-percent:0" o:hralign="center" o:hrstd="t" o:hr="t" fillcolor="#a0a0a0" stroked="f"/>
-        </w:pict>
       </w:r>
     </w:p>
     <w:sectPr>

--- a/SCORE/PREVENT.docx
+++ b/SCORE/PREVENT.docx
@@ -330,7 +330,7 @@
     </w:p>
     <w:p>
       <w:pPr>
-        <w:spacing w:before="100" w:beforeAutospacing="1" w:after="0" w:line="300" w:lineRule="atLeast"/>
+        <w:spacing w:after="0" w:line="300" w:lineRule="atLeast"/>
         <w:outlineLvl w:val="2"/>
         <w:rPr>
           <w:rFonts w:ascii="Segoe UI" w:eastAsia="Times New Roman" w:hAnsi="Segoe UI" w:cs="Segoe UI"/>
@@ -355,6 +355,34 @@
           <w14:ligatures w14:val="none"/>
         </w:rPr>
         <w:t>Alacsony (&lt;3% kockázat):</w:t>
+      </w:r>
+    </w:p>
+    <w:p>
+      <w:pPr>
+        <w:numPr>
+          <w:ilvl w:val="0"/>
+          <w:numId w:val="2"/>
+        </w:numPr>
+        <w:spacing w:after="100" w:afterAutospacing="1" w:line="300" w:lineRule="atLeast"/>
+        <w:rPr>
+          <w:rFonts w:ascii="Segoe UI" w:eastAsia="Times New Roman" w:hAnsi="Segoe UI" w:cs="Segoe UI"/>
+          <w:kern w:val="0"/>
+          <w:sz w:val="21"/>
+          <w:szCs w:val="21"/>
+          <w:lang w:eastAsia="en-GB"/>
+          <w14:ligatures w14:val="none"/>
+        </w:rPr>
+      </w:pPr>
+      <w:r>
+        <w:rPr>
+          <w:rFonts w:ascii="Segoe UI" w:eastAsia="Times New Roman" w:hAnsi="Segoe UI" w:cs="Segoe UI"/>
+          <w:kern w:val="0"/>
+          <w:sz w:val="21"/>
+          <w:szCs w:val="21"/>
+          <w:lang w:eastAsia="en-GB"/>
+          <w14:ligatures w14:val="none"/>
+        </w:rPr>
+        <w:t>Egészségmagatartási tanácsadás.</w:t>
       </w:r>
     </w:p>
     <w:p>
@@ -382,140 +410,140 @@
           <w:lang w:eastAsia="en-GB"/>
           <w14:ligatures w14:val="none"/>
         </w:rPr>
-        <w:t>Egészségmagatartási tanácsadás.</w:t>
+        <w:t xml:space="preserve">Ha </w:t>
+      </w:r>
+      <w:r>
+        <w:rPr>
+          <w:rFonts w:ascii="Segoe UI" w:eastAsia="Times New Roman" w:hAnsi="Segoe UI" w:cs="Segoe UI"/>
+          <w:b/>
+          <w:bCs/>
+          <w:kern w:val="0"/>
+          <w:sz w:val="21"/>
+          <w:szCs w:val="21"/>
+          <w:lang w:eastAsia="en-GB"/>
+          <w14:ligatures w14:val="none"/>
+        </w:rPr>
+        <w:t>LDL</w:t>
+      </w:r>
+      <w:r>
+        <w:rPr>
+          <w:rFonts w:ascii="Segoe UI" w:eastAsia="Times New Roman" w:hAnsi="Segoe UI" w:cs="Segoe UI"/>
+          <w:b/>
+          <w:bCs/>
+          <w:kern w:val="0"/>
+          <w:sz w:val="21"/>
+          <w:szCs w:val="21"/>
+          <w:lang w:eastAsia="en-GB"/>
+          <w14:ligatures w14:val="none"/>
+        </w:rPr>
+        <w:noBreakHyphen/>
+        <w:t>C 4,1–4,9 mmol/L</w:t>
+      </w:r>
+      <w:r>
+        <w:rPr>
+          <w:rFonts w:ascii="Segoe UI" w:eastAsia="Times New Roman" w:hAnsi="Segoe UI" w:cs="Segoe UI"/>
+          <w:kern w:val="0"/>
+          <w:sz w:val="21"/>
+          <w:szCs w:val="21"/>
+          <w:lang w:eastAsia="en-GB"/>
+          <w14:ligatures w14:val="none"/>
+        </w:rPr>
+        <w:t xml:space="preserve"> (160–189 mg/dL), vagy a 30 éves ASCVD</w:t>
+      </w:r>
+      <w:r>
+        <w:rPr>
+          <w:rFonts w:ascii="Segoe UI" w:eastAsia="Times New Roman" w:hAnsi="Segoe UI" w:cs="Segoe UI"/>
+          <w:kern w:val="0"/>
+          <w:sz w:val="21"/>
+          <w:szCs w:val="21"/>
+          <w:lang w:eastAsia="en-GB"/>
+          <w14:ligatures w14:val="none"/>
+        </w:rPr>
+        <w:noBreakHyphen/>
+        <w:t>kockázat ≥10%, mérsékelt intenzitású statin terápia megfontolható.</w:t>
+      </w:r>
+    </w:p>
+    <w:p>
+      <w:pPr>
+        <w:spacing w:after="0" w:line="300" w:lineRule="atLeast"/>
+        <w:rPr>
+          <w:rFonts w:ascii="Segoe UI" w:eastAsia="Times New Roman" w:hAnsi="Segoe UI" w:cs="Segoe UI"/>
+          <w:kern w:val="0"/>
+          <w:sz w:val="21"/>
+          <w:szCs w:val="21"/>
+          <w:lang w:eastAsia="en-GB"/>
+          <w14:ligatures w14:val="none"/>
+        </w:rPr>
+      </w:pPr>
+      <w:r>
+        <w:rPr>
+          <w:rFonts w:ascii="Segoe UI" w:eastAsia="Times New Roman" w:hAnsi="Segoe UI" w:cs="Segoe UI"/>
+          <w:noProof/>
+          <w:kern w:val="0"/>
+          <w:sz w:val="21"/>
+          <w:szCs w:val="21"/>
+          <w:lang w:eastAsia="en-GB"/>
+        </w:rPr>
+        <w:pict w14:anchorId="376A0247">
+          <v:rect id="_x0000_i1028" alt="" style="width:451.3pt;height:.05pt;mso-width-percent:0;mso-height-percent:0;mso-width-percent:0;mso-height-percent:0" o:hralign="center" o:hrstd="t" o:hr="t" fillcolor="#a0a0a0" stroked="f"/>
+        </w:pict>
+      </w:r>
+    </w:p>
+    <w:p>
+      <w:pPr>
+        <w:spacing w:before="100" w:beforeAutospacing="1" w:after="0" w:line="300" w:lineRule="atLeast"/>
+        <w:outlineLvl w:val="2"/>
+        <w:rPr>
+          <w:rFonts w:ascii="Segoe UI" w:eastAsia="Times New Roman" w:hAnsi="Segoe UI" w:cs="Segoe UI"/>
+          <w:b/>
+          <w:bCs/>
+          <w:kern w:val="0"/>
+          <w:sz w:val="27"/>
+          <w:szCs w:val="27"/>
+          <w:lang w:eastAsia="en-GB"/>
+          <w14:ligatures w14:val="none"/>
+        </w:rPr>
+      </w:pPr>
+      <w:r>
+        <w:rPr>
+          <w:rFonts w:ascii="Segoe UI" w:eastAsia="Times New Roman" w:hAnsi="Segoe UI" w:cs="Segoe UI"/>
+          <w:b/>
+          <w:bCs/>
+          <w:kern w:val="0"/>
+          <w:sz w:val="27"/>
+          <w:szCs w:val="27"/>
+          <w:lang w:eastAsia="en-GB"/>
+          <w14:ligatures w14:val="none"/>
+        </w:rPr>
+        <w:t>Határérték (3% – &lt;5% kockázat):</w:t>
       </w:r>
     </w:p>
     <w:p>
       <w:pPr>
         <w:numPr>
           <w:ilvl w:val="0"/>
-          <w:numId w:val="2"/>
+          <w:numId w:val="3"/>
         </w:numPr>
-        <w:spacing w:before="100" w:beforeAutospacing="1" w:after="100" w:afterAutospacing="1" w:line="300" w:lineRule="atLeast"/>
-        <w:rPr>
-          <w:rFonts w:ascii="Segoe UI" w:eastAsia="Times New Roman" w:hAnsi="Segoe UI" w:cs="Segoe UI"/>
-          <w:kern w:val="0"/>
-          <w:sz w:val="21"/>
-          <w:szCs w:val="21"/>
-          <w:lang w:eastAsia="en-GB"/>
-          <w14:ligatures w14:val="none"/>
-        </w:rPr>
-      </w:pPr>
-      <w:r>
-        <w:rPr>
-          <w:rFonts w:ascii="Segoe UI" w:eastAsia="Times New Roman" w:hAnsi="Segoe UI" w:cs="Segoe UI"/>
-          <w:kern w:val="0"/>
-          <w:sz w:val="21"/>
-          <w:szCs w:val="21"/>
-          <w:lang w:eastAsia="en-GB"/>
-          <w14:ligatures w14:val="none"/>
-        </w:rPr>
-        <w:t xml:space="preserve">Ha </w:t>
-      </w:r>
-      <w:r>
-        <w:rPr>
-          <w:rFonts w:ascii="Segoe UI" w:eastAsia="Times New Roman" w:hAnsi="Segoe UI" w:cs="Segoe UI"/>
-          <w:b/>
-          <w:bCs/>
-          <w:kern w:val="0"/>
-          <w:sz w:val="21"/>
-          <w:szCs w:val="21"/>
-          <w:lang w:eastAsia="en-GB"/>
-          <w14:ligatures w14:val="none"/>
-        </w:rPr>
-        <w:t>LDL</w:t>
-      </w:r>
-      <w:r>
-        <w:rPr>
-          <w:rFonts w:ascii="Segoe UI" w:eastAsia="Times New Roman" w:hAnsi="Segoe UI" w:cs="Segoe UI"/>
-          <w:b/>
-          <w:bCs/>
-          <w:kern w:val="0"/>
-          <w:sz w:val="21"/>
-          <w:szCs w:val="21"/>
-          <w:lang w:eastAsia="en-GB"/>
-          <w14:ligatures w14:val="none"/>
-        </w:rPr>
-        <w:noBreakHyphen/>
-        <w:t>C 4,1–4,9 mmol/L</w:t>
-      </w:r>
-      <w:r>
-        <w:rPr>
-          <w:rFonts w:ascii="Segoe UI" w:eastAsia="Times New Roman" w:hAnsi="Segoe UI" w:cs="Segoe UI"/>
-          <w:kern w:val="0"/>
-          <w:sz w:val="21"/>
-          <w:szCs w:val="21"/>
-          <w:lang w:eastAsia="en-GB"/>
-          <w14:ligatures w14:val="none"/>
-        </w:rPr>
-        <w:t xml:space="preserve"> (160–189 mg/dL), vagy a 30 éves ASCVD</w:t>
-      </w:r>
-      <w:r>
-        <w:rPr>
-          <w:rFonts w:ascii="Segoe UI" w:eastAsia="Times New Roman" w:hAnsi="Segoe UI" w:cs="Segoe UI"/>
-          <w:kern w:val="0"/>
-          <w:sz w:val="21"/>
-          <w:szCs w:val="21"/>
-          <w:lang w:eastAsia="en-GB"/>
-          <w14:ligatures w14:val="none"/>
-        </w:rPr>
-        <w:noBreakHyphen/>
-        <w:t>kockázat ≥10%, mérsékelt intenzitású statin terápia megfontolható.</w:t>
-      </w:r>
-    </w:p>
-    <w:p>
-      <w:pPr>
-        <w:spacing w:after="0" w:line="300" w:lineRule="atLeast"/>
-        <w:rPr>
-          <w:rFonts w:ascii="Segoe UI" w:eastAsia="Times New Roman" w:hAnsi="Segoe UI" w:cs="Segoe UI"/>
-          <w:kern w:val="0"/>
-          <w:sz w:val="21"/>
-          <w:szCs w:val="21"/>
-          <w:lang w:eastAsia="en-GB"/>
-          <w14:ligatures w14:val="none"/>
-        </w:rPr>
-      </w:pPr>
-      <w:r>
-        <w:rPr>
-          <w:rFonts w:ascii="Segoe UI" w:eastAsia="Times New Roman" w:hAnsi="Segoe UI" w:cs="Segoe UI"/>
-          <w:noProof/>
-          <w:kern w:val="0"/>
-          <w:sz w:val="21"/>
-          <w:szCs w:val="21"/>
-          <w:lang w:eastAsia="en-GB"/>
-        </w:rPr>
-        <w:pict w14:anchorId="41A83813">
-          <v:rect id="_x0000_i1028" alt="" style="width:451.3pt;height:.05pt;mso-width-percent:0;mso-height-percent:0;mso-width-percent:0;mso-height-percent:0" o:hralign="center" o:hrstd="t" o:hr="t" fillcolor="#a0a0a0" stroked="f"/>
-        </w:pict>
-      </w:r>
-    </w:p>
-    <w:p>
-      <w:pPr>
-        <w:spacing w:before="100" w:beforeAutospacing="1" w:after="0" w:line="300" w:lineRule="atLeast"/>
-        <w:outlineLvl w:val="2"/>
-        <w:rPr>
-          <w:rFonts w:ascii="Segoe UI" w:eastAsia="Times New Roman" w:hAnsi="Segoe UI" w:cs="Segoe UI"/>
-          <w:b/>
-          <w:bCs/>
-          <w:kern w:val="0"/>
-          <w:sz w:val="27"/>
-          <w:szCs w:val="27"/>
-          <w:lang w:eastAsia="en-GB"/>
-          <w14:ligatures w14:val="none"/>
-        </w:rPr>
-      </w:pPr>
-      <w:r>
-        <w:rPr>
-          <w:rFonts w:ascii="Segoe UI" w:eastAsia="Times New Roman" w:hAnsi="Segoe UI" w:cs="Segoe UI"/>
-          <w:b/>
-          <w:bCs/>
-          <w:kern w:val="0"/>
-          <w:sz w:val="27"/>
-          <w:szCs w:val="27"/>
-          <w:lang w:eastAsia="en-GB"/>
-          <w14:ligatures w14:val="none"/>
-        </w:rPr>
-        <w:t>Határérték (3% – &lt;5% kockázat):</w:t>
+        <w:spacing w:after="100" w:afterAutospacing="1" w:line="300" w:lineRule="atLeast"/>
+        <w:rPr>
+          <w:rFonts w:ascii="Segoe UI" w:eastAsia="Times New Roman" w:hAnsi="Segoe UI" w:cs="Segoe UI"/>
+          <w:kern w:val="0"/>
+          <w:sz w:val="21"/>
+          <w:szCs w:val="21"/>
+          <w:lang w:eastAsia="en-GB"/>
+          <w14:ligatures w14:val="none"/>
+        </w:rPr>
+      </w:pPr>
+      <w:r>
+        <w:rPr>
+          <w:rFonts w:ascii="Segoe UI" w:eastAsia="Times New Roman" w:hAnsi="Segoe UI" w:cs="Segoe UI"/>
+          <w:kern w:val="0"/>
+          <w:sz w:val="21"/>
+          <w:szCs w:val="21"/>
+          <w:lang w:eastAsia="en-GB"/>
+          <w14:ligatures w14:val="none"/>
+        </w:rPr>
+        <w:t>Egészségmagatartási tanácsadás.</w:t>
       </w:r>
     </w:p>
     <w:p>
@@ -543,7 +571,7 @@
           <w:lang w:eastAsia="en-GB"/>
           <w14:ligatures w14:val="none"/>
         </w:rPr>
-        <w:t>Egészségmagatartási tanácsadás.</w:t>
+        <w:t>Kockázat–haszon mérlegelésen alapuló megbeszélés a gyógyszeres kezelésről; kockázatfokozó tényezők figyelembevétele a döntés személyre szabása érdekében.</w:t>
       </w:r>
     </w:p>
     <w:p>
@@ -571,7 +599,154 @@
           <w:lang w:eastAsia="en-GB"/>
           <w14:ligatures w14:val="none"/>
         </w:rPr>
-        <w:t>Kockázat–haszon mérlegelésen alapuló megbeszélés a gyógyszeres kezelésről; kockázatfokozó tényezők figyelembevétele a döntés személyre szabása érdekében.</w:t>
+        <w:t xml:space="preserve">Amennyiben mérsékelt intenzitású statin kezelés indul, cél: </w:t>
+      </w:r>
+    </w:p>
+    <w:p>
+      <w:pPr>
+        <w:numPr>
+          <w:ilvl w:val="1"/>
+          <w:numId w:val="3"/>
+        </w:numPr>
+        <w:spacing w:before="100" w:beforeAutospacing="1" w:after="100" w:afterAutospacing="1" w:line="300" w:lineRule="atLeast"/>
+        <w:rPr>
+          <w:rFonts w:ascii="Segoe UI" w:eastAsia="Times New Roman" w:hAnsi="Segoe UI" w:cs="Segoe UI"/>
+          <w:kern w:val="0"/>
+          <w:sz w:val="21"/>
+          <w:szCs w:val="21"/>
+          <w:lang w:eastAsia="en-GB"/>
+          <w14:ligatures w14:val="none"/>
+        </w:rPr>
+      </w:pPr>
+      <w:r>
+        <w:rPr>
+          <w:rFonts w:ascii="Segoe UI" w:eastAsia="Times New Roman" w:hAnsi="Segoe UI" w:cs="Segoe UI"/>
+          <w:kern w:val="0"/>
+          <w:sz w:val="21"/>
+          <w:szCs w:val="21"/>
+          <w:lang w:eastAsia="en-GB"/>
+          <w14:ligatures w14:val="none"/>
+        </w:rPr>
+        <w:t>≥30% LDL</w:t>
+      </w:r>
+      <w:r>
+        <w:rPr>
+          <w:rFonts w:ascii="Segoe UI" w:eastAsia="Times New Roman" w:hAnsi="Segoe UI" w:cs="Segoe UI"/>
+          <w:kern w:val="0"/>
+          <w:sz w:val="21"/>
+          <w:szCs w:val="21"/>
+          <w:lang w:eastAsia="en-GB"/>
+          <w14:ligatures w14:val="none"/>
+        </w:rPr>
+        <w:noBreakHyphen/>
+        <w:t>C csökkenés</w:t>
+      </w:r>
+    </w:p>
+    <w:p>
+      <w:pPr>
+        <w:numPr>
+          <w:ilvl w:val="1"/>
+          <w:numId w:val="3"/>
+        </w:numPr>
+        <w:spacing w:before="100" w:beforeAutospacing="1" w:after="100" w:afterAutospacing="1" w:line="300" w:lineRule="atLeast"/>
+        <w:rPr>
+          <w:rFonts w:ascii="Segoe UI" w:eastAsia="Times New Roman" w:hAnsi="Segoe UI" w:cs="Segoe UI"/>
+          <w:kern w:val="0"/>
+          <w:sz w:val="21"/>
+          <w:szCs w:val="21"/>
+          <w:lang w:eastAsia="en-GB"/>
+          <w14:ligatures w14:val="none"/>
+        </w:rPr>
+      </w:pPr>
+      <w:r>
+        <w:rPr>
+          <w:rFonts w:ascii="Segoe UI" w:eastAsia="Times New Roman" w:hAnsi="Segoe UI" w:cs="Segoe UI"/>
+          <w:b/>
+          <w:bCs/>
+          <w:kern w:val="0"/>
+          <w:sz w:val="21"/>
+          <w:szCs w:val="21"/>
+          <w:lang w:eastAsia="en-GB"/>
+          <w14:ligatures w14:val="none"/>
+        </w:rPr>
+        <w:t>LDL</w:t>
+      </w:r>
+      <w:r>
+        <w:rPr>
+          <w:rFonts w:ascii="Segoe UI" w:eastAsia="Times New Roman" w:hAnsi="Segoe UI" w:cs="Segoe UI"/>
+          <w:b/>
+          <w:bCs/>
+          <w:kern w:val="0"/>
+          <w:sz w:val="21"/>
+          <w:szCs w:val="21"/>
+          <w:lang w:eastAsia="en-GB"/>
+          <w14:ligatures w14:val="none"/>
+        </w:rPr>
+        <w:noBreakHyphen/>
+        <w:t>C &lt;2,6 mmol/L</w:t>
+      </w:r>
+      <w:r>
+        <w:rPr>
+          <w:rFonts w:ascii="Segoe UI" w:eastAsia="Times New Roman" w:hAnsi="Segoe UI" w:cs="Segoe UI"/>
+          <w:kern w:val="0"/>
+          <w:sz w:val="21"/>
+          <w:szCs w:val="21"/>
+          <w:lang w:eastAsia="en-GB"/>
+          <w14:ligatures w14:val="none"/>
+        </w:rPr>
+        <w:t xml:space="preserve"> (&lt;100 mg/dL)</w:t>
+      </w:r>
+    </w:p>
+    <w:p>
+      <w:pPr>
+        <w:numPr>
+          <w:ilvl w:val="1"/>
+          <w:numId w:val="3"/>
+        </w:numPr>
+        <w:spacing w:before="100" w:beforeAutospacing="1" w:after="100" w:afterAutospacing="1" w:line="300" w:lineRule="atLeast"/>
+        <w:rPr>
+          <w:rFonts w:ascii="Segoe UI" w:eastAsia="Times New Roman" w:hAnsi="Segoe UI" w:cs="Segoe UI"/>
+          <w:kern w:val="0"/>
+          <w:sz w:val="21"/>
+          <w:szCs w:val="21"/>
+          <w:lang w:eastAsia="en-GB"/>
+          <w14:ligatures w14:val="none"/>
+        </w:rPr>
+      </w:pPr>
+      <w:r>
+        <w:rPr>
+          <w:rFonts w:ascii="Segoe UI" w:eastAsia="Times New Roman" w:hAnsi="Segoe UI" w:cs="Segoe UI"/>
+          <w:kern w:val="0"/>
+          <w:sz w:val="21"/>
+          <w:szCs w:val="21"/>
+          <w:lang w:eastAsia="en-GB"/>
+          <w14:ligatures w14:val="none"/>
+        </w:rPr>
+        <w:t>non</w:t>
+      </w:r>
+      <w:r>
+        <w:rPr>
+          <w:rFonts w:ascii="Segoe UI" w:eastAsia="Times New Roman" w:hAnsi="Segoe UI" w:cs="Segoe UI"/>
+          <w:kern w:val="0"/>
+          <w:sz w:val="21"/>
+          <w:szCs w:val="21"/>
+          <w:lang w:eastAsia="en-GB"/>
+          <w14:ligatures w14:val="none"/>
+        </w:rPr>
+        <w:noBreakHyphen/>
+        <w:t>HDL</w:t>
+      </w:r>
+      <w:r>
+        <w:rPr>
+          <w:rFonts w:ascii="Segoe UI" w:eastAsia="Times New Roman" w:hAnsi="Segoe UI" w:cs="Segoe UI"/>
+          <w:kern w:val="0"/>
+          <w:sz w:val="21"/>
+          <w:szCs w:val="21"/>
+          <w:lang w:eastAsia="en-GB"/>
+          <w14:ligatures w14:val="none"/>
+        </w:rPr>
+        <w:noBreakHyphen/>
+        <w:t>C &lt;3,4 mmol/L (&lt;130 mg/dL)</w:t>
       </w:r>
     </w:p>
     <w:p>
@@ -599,237 +774,90 @@
           <w:lang w:eastAsia="en-GB"/>
           <w14:ligatures w14:val="none"/>
         </w:rPr>
-        <w:t xml:space="preserve">Amennyiben mérsékelt intenzitású statin kezelés indul, cél: </w:t>
-      </w:r>
-    </w:p>
-    <w:p>
-      <w:pPr>
-        <w:numPr>
-          <w:ilvl w:val="1"/>
-          <w:numId w:val="3"/>
-        </w:numPr>
-        <w:spacing w:before="100" w:beforeAutospacing="1" w:after="100" w:afterAutospacing="1" w:line="300" w:lineRule="atLeast"/>
-        <w:rPr>
-          <w:rFonts w:ascii="Segoe UI" w:eastAsia="Times New Roman" w:hAnsi="Segoe UI" w:cs="Segoe UI"/>
-          <w:kern w:val="0"/>
-          <w:sz w:val="21"/>
-          <w:szCs w:val="21"/>
-          <w:lang w:eastAsia="en-GB"/>
-          <w14:ligatures w14:val="none"/>
-        </w:rPr>
-      </w:pPr>
-      <w:r>
-        <w:rPr>
-          <w:rFonts w:ascii="Segoe UI" w:eastAsia="Times New Roman" w:hAnsi="Segoe UI" w:cs="Segoe UI"/>
-          <w:kern w:val="0"/>
-          <w:sz w:val="21"/>
-          <w:szCs w:val="21"/>
-          <w:lang w:eastAsia="en-GB"/>
-          <w14:ligatures w14:val="none"/>
-        </w:rPr>
-        <w:t>≥30% LDL</w:t>
-      </w:r>
-      <w:r>
-        <w:rPr>
-          <w:rFonts w:ascii="Segoe UI" w:eastAsia="Times New Roman" w:hAnsi="Segoe UI" w:cs="Segoe UI"/>
-          <w:kern w:val="0"/>
-          <w:sz w:val="21"/>
-          <w:szCs w:val="21"/>
-          <w:lang w:eastAsia="en-GB"/>
-          <w14:ligatures w14:val="none"/>
-        </w:rPr>
-        <w:noBreakHyphen/>
-        <w:t>C csökkenés</w:t>
-      </w:r>
-    </w:p>
-    <w:p>
-      <w:pPr>
-        <w:numPr>
-          <w:ilvl w:val="1"/>
-          <w:numId w:val="3"/>
-        </w:numPr>
-        <w:spacing w:before="100" w:beforeAutospacing="1" w:after="100" w:afterAutospacing="1" w:line="300" w:lineRule="atLeast"/>
-        <w:rPr>
-          <w:rFonts w:ascii="Segoe UI" w:eastAsia="Times New Roman" w:hAnsi="Segoe UI" w:cs="Segoe UI"/>
-          <w:kern w:val="0"/>
-          <w:sz w:val="21"/>
-          <w:szCs w:val="21"/>
-          <w:lang w:eastAsia="en-GB"/>
-          <w14:ligatures w14:val="none"/>
-        </w:rPr>
-      </w:pPr>
-      <w:r>
-        <w:rPr>
-          <w:rFonts w:ascii="Segoe UI" w:eastAsia="Times New Roman" w:hAnsi="Segoe UI" w:cs="Segoe UI"/>
-          <w:b/>
-          <w:bCs/>
-          <w:kern w:val="0"/>
-          <w:sz w:val="21"/>
-          <w:szCs w:val="21"/>
-          <w:lang w:eastAsia="en-GB"/>
-          <w14:ligatures w14:val="none"/>
-        </w:rPr>
-        <w:t>LDL</w:t>
-      </w:r>
-      <w:r>
-        <w:rPr>
-          <w:rFonts w:ascii="Segoe UI" w:eastAsia="Times New Roman" w:hAnsi="Segoe UI" w:cs="Segoe UI"/>
-          <w:b/>
-          <w:bCs/>
-          <w:kern w:val="0"/>
-          <w:sz w:val="21"/>
-          <w:szCs w:val="21"/>
-          <w:lang w:eastAsia="en-GB"/>
-          <w14:ligatures w14:val="none"/>
-        </w:rPr>
-        <w:noBreakHyphen/>
-        <w:t>C &lt;2,6 mmol/L</w:t>
-      </w:r>
-      <w:r>
-        <w:rPr>
-          <w:rFonts w:ascii="Segoe UI" w:eastAsia="Times New Roman" w:hAnsi="Segoe UI" w:cs="Segoe UI"/>
-          <w:kern w:val="0"/>
-          <w:sz w:val="21"/>
-          <w:szCs w:val="21"/>
-          <w:lang w:eastAsia="en-GB"/>
-          <w14:ligatures w14:val="none"/>
-        </w:rPr>
-        <w:t xml:space="preserve"> (&lt;100 mg/dL)</w:t>
-      </w:r>
-    </w:p>
-    <w:p>
-      <w:pPr>
-        <w:numPr>
-          <w:ilvl w:val="1"/>
-          <w:numId w:val="3"/>
-        </w:numPr>
-        <w:spacing w:before="100" w:beforeAutospacing="1" w:after="100" w:afterAutospacing="1" w:line="300" w:lineRule="atLeast"/>
-        <w:rPr>
-          <w:rFonts w:ascii="Segoe UI" w:eastAsia="Times New Roman" w:hAnsi="Segoe UI" w:cs="Segoe UI"/>
-          <w:kern w:val="0"/>
-          <w:sz w:val="21"/>
-          <w:szCs w:val="21"/>
-          <w:lang w:eastAsia="en-GB"/>
-          <w14:ligatures w14:val="none"/>
-        </w:rPr>
-      </w:pPr>
-      <w:r>
-        <w:rPr>
-          <w:rFonts w:ascii="Segoe UI" w:eastAsia="Times New Roman" w:hAnsi="Segoe UI" w:cs="Segoe UI"/>
-          <w:kern w:val="0"/>
-          <w:sz w:val="21"/>
-          <w:szCs w:val="21"/>
-          <w:lang w:eastAsia="en-GB"/>
-          <w14:ligatures w14:val="none"/>
-        </w:rPr>
-        <w:t>non</w:t>
-      </w:r>
-      <w:r>
-        <w:rPr>
-          <w:rFonts w:ascii="Segoe UI" w:eastAsia="Times New Roman" w:hAnsi="Segoe UI" w:cs="Segoe UI"/>
-          <w:kern w:val="0"/>
-          <w:sz w:val="21"/>
-          <w:szCs w:val="21"/>
-          <w:lang w:eastAsia="en-GB"/>
-          <w14:ligatures w14:val="none"/>
-        </w:rPr>
-        <w:noBreakHyphen/>
-        <w:t>HDL</w:t>
-      </w:r>
-      <w:r>
-        <w:rPr>
-          <w:rFonts w:ascii="Segoe UI" w:eastAsia="Times New Roman" w:hAnsi="Segoe UI" w:cs="Segoe UI"/>
-          <w:kern w:val="0"/>
-          <w:sz w:val="21"/>
-          <w:szCs w:val="21"/>
-          <w:lang w:eastAsia="en-GB"/>
-          <w14:ligatures w14:val="none"/>
-        </w:rPr>
-        <w:noBreakHyphen/>
-        <w:t>C &lt;3,4 mmol/L (&lt;130 mg/dL)</w:t>
+        <w:t>Ha a közös döntéshozatal nem vezet egyértelmű terápiás úthoz, coronaria kalcium (CAC) vizsgálat mérlegelendő.</w:t>
+      </w:r>
+    </w:p>
+    <w:p>
+      <w:pPr>
+        <w:spacing w:after="0" w:line="300" w:lineRule="atLeast"/>
+        <w:rPr>
+          <w:rFonts w:ascii="Segoe UI" w:eastAsia="Times New Roman" w:hAnsi="Segoe UI" w:cs="Segoe UI"/>
+          <w:kern w:val="0"/>
+          <w:sz w:val="21"/>
+          <w:szCs w:val="21"/>
+          <w:lang w:eastAsia="en-GB"/>
+          <w14:ligatures w14:val="none"/>
+        </w:rPr>
+      </w:pPr>
+      <w:r>
+        <w:rPr>
+          <w:rFonts w:ascii="Segoe UI" w:eastAsia="Times New Roman" w:hAnsi="Segoe UI" w:cs="Segoe UI"/>
+          <w:noProof/>
+          <w:kern w:val="0"/>
+          <w:sz w:val="21"/>
+          <w:szCs w:val="21"/>
+          <w:lang w:eastAsia="en-GB"/>
+        </w:rPr>
+        <w:pict w14:anchorId="6870BFB2">
+          <v:rect id="_x0000_i1027" alt="" style="width:451.3pt;height:.05pt;mso-width-percent:0;mso-height-percent:0;mso-width-percent:0;mso-height-percent:0" o:hralign="center" o:hrstd="t" o:hr="t" fillcolor="#a0a0a0" stroked="f"/>
+        </w:pict>
+      </w:r>
+    </w:p>
+    <w:p>
+      <w:pPr>
+        <w:spacing w:before="100" w:beforeAutospacing="1" w:after="0" w:line="300" w:lineRule="atLeast"/>
+        <w:outlineLvl w:val="2"/>
+        <w:rPr>
+          <w:rFonts w:ascii="Segoe UI" w:eastAsia="Times New Roman" w:hAnsi="Segoe UI" w:cs="Segoe UI"/>
+          <w:b/>
+          <w:bCs/>
+          <w:kern w:val="0"/>
+          <w:sz w:val="27"/>
+          <w:szCs w:val="27"/>
+          <w:lang w:eastAsia="en-GB"/>
+          <w14:ligatures w14:val="none"/>
+        </w:rPr>
+      </w:pPr>
+      <w:r>
+        <w:rPr>
+          <w:rFonts w:ascii="Segoe UI" w:eastAsia="Times New Roman" w:hAnsi="Segoe UI" w:cs="Segoe UI"/>
+          <w:b/>
+          <w:bCs/>
+          <w:kern w:val="0"/>
+          <w:sz w:val="27"/>
+          <w:szCs w:val="27"/>
+          <w:lang w:eastAsia="en-GB"/>
+          <w14:ligatures w14:val="none"/>
+        </w:rPr>
+        <w:t>Közepes (5% – &lt;10% kockázat):</w:t>
       </w:r>
     </w:p>
     <w:p>
       <w:pPr>
         <w:numPr>
           <w:ilvl w:val="0"/>
-          <w:numId w:val="3"/>
+          <w:numId w:val="4"/>
         </w:numPr>
-        <w:spacing w:before="100" w:beforeAutospacing="1" w:after="100" w:afterAutospacing="1" w:line="300" w:lineRule="atLeast"/>
-        <w:rPr>
-          <w:rFonts w:ascii="Segoe UI" w:eastAsia="Times New Roman" w:hAnsi="Segoe UI" w:cs="Segoe UI"/>
-          <w:kern w:val="0"/>
-          <w:sz w:val="21"/>
-          <w:szCs w:val="21"/>
-          <w:lang w:eastAsia="en-GB"/>
-          <w14:ligatures w14:val="none"/>
-        </w:rPr>
-      </w:pPr>
-      <w:r>
-        <w:rPr>
-          <w:rFonts w:ascii="Segoe UI" w:eastAsia="Times New Roman" w:hAnsi="Segoe UI" w:cs="Segoe UI"/>
-          <w:kern w:val="0"/>
-          <w:sz w:val="21"/>
-          <w:szCs w:val="21"/>
-          <w:lang w:eastAsia="en-GB"/>
-          <w14:ligatures w14:val="none"/>
-        </w:rPr>
-        <w:t>Ha a közös döntéshozatal nem vezet egyértelmű terápiás úthoz, coronaria kalcium (CAC) vizsgálat mérlegelendő.</w:t>
-      </w:r>
-    </w:p>
-    <w:p>
-      <w:pPr>
-        <w:spacing w:after="0" w:line="300" w:lineRule="atLeast"/>
-        <w:rPr>
-          <w:rFonts w:ascii="Segoe UI" w:eastAsia="Times New Roman" w:hAnsi="Segoe UI" w:cs="Segoe UI"/>
-          <w:kern w:val="0"/>
-          <w:sz w:val="21"/>
-          <w:szCs w:val="21"/>
-          <w:lang w:eastAsia="en-GB"/>
-          <w14:ligatures w14:val="none"/>
-        </w:rPr>
-      </w:pPr>
-      <w:r>
-        <w:rPr>
-          <w:rFonts w:ascii="Segoe UI" w:eastAsia="Times New Roman" w:hAnsi="Segoe UI" w:cs="Segoe UI"/>
-          <w:noProof/>
-          <w:kern w:val="0"/>
-          <w:sz w:val="21"/>
-          <w:szCs w:val="21"/>
-          <w:lang w:eastAsia="en-GB"/>
-        </w:rPr>
-        <w:pict w14:anchorId="2E2EF739">
-          <v:rect id="_x0000_i1027" alt="" style="width:451.3pt;height:.05pt;mso-width-percent:0;mso-height-percent:0;mso-width-percent:0;mso-height-percent:0" o:hralign="center" o:hrstd="t" o:hr="t" fillcolor="#a0a0a0" stroked="f"/>
-        </w:pict>
-      </w:r>
-    </w:p>
-    <w:p>
-      <w:pPr>
-        <w:spacing w:before="100" w:beforeAutospacing="1" w:after="0" w:line="300" w:lineRule="atLeast"/>
-        <w:outlineLvl w:val="2"/>
-        <w:rPr>
-          <w:rFonts w:ascii="Segoe UI" w:eastAsia="Times New Roman" w:hAnsi="Segoe UI" w:cs="Segoe UI"/>
-          <w:b/>
-          <w:bCs/>
-          <w:kern w:val="0"/>
-          <w:sz w:val="27"/>
-          <w:szCs w:val="27"/>
-          <w:lang w:eastAsia="en-GB"/>
-          <w14:ligatures w14:val="none"/>
-        </w:rPr>
-      </w:pPr>
-      <w:r>
-        <w:rPr>
-          <w:rFonts w:ascii="Segoe UI" w:eastAsia="Times New Roman" w:hAnsi="Segoe UI" w:cs="Segoe UI"/>
-          <w:b/>
-          <w:bCs/>
-          <w:kern w:val="0"/>
-          <w:sz w:val="27"/>
-          <w:szCs w:val="27"/>
-          <w:lang w:eastAsia="en-GB"/>
-          <w14:ligatures w14:val="none"/>
-        </w:rPr>
-        <w:t>Közepes (5% – &lt;10% kockázat):</w:t>
+        <w:spacing w:after="100" w:afterAutospacing="1" w:line="300" w:lineRule="atLeast"/>
+        <w:rPr>
+          <w:rFonts w:ascii="Segoe UI" w:eastAsia="Times New Roman" w:hAnsi="Segoe UI" w:cs="Segoe UI"/>
+          <w:kern w:val="0"/>
+          <w:sz w:val="21"/>
+          <w:szCs w:val="21"/>
+          <w:lang w:eastAsia="en-GB"/>
+          <w14:ligatures w14:val="none"/>
+        </w:rPr>
+      </w:pPr>
+      <w:r>
+        <w:rPr>
+          <w:rFonts w:ascii="Segoe UI" w:eastAsia="Times New Roman" w:hAnsi="Segoe UI" w:cs="Segoe UI"/>
+          <w:kern w:val="0"/>
+          <w:sz w:val="21"/>
+          <w:szCs w:val="21"/>
+          <w:lang w:eastAsia="en-GB"/>
+          <w14:ligatures w14:val="none"/>
+        </w:rPr>
+        <w:t>Egészségmagatartási tanácsadás.</w:t>
       </w:r>
     </w:p>
     <w:p>
@@ -857,7 +885,154 @@
           <w:lang w:eastAsia="en-GB"/>
           <w14:ligatures w14:val="none"/>
         </w:rPr>
-        <w:t>Egészségmagatartási tanácsadás.</w:t>
+        <w:t xml:space="preserve">Mérsékelt vagy magas intenzitású statin kezelés indítása, cél: </w:t>
+      </w:r>
+    </w:p>
+    <w:p>
+      <w:pPr>
+        <w:numPr>
+          <w:ilvl w:val="1"/>
+          <w:numId w:val="4"/>
+        </w:numPr>
+        <w:spacing w:before="100" w:beforeAutospacing="1" w:after="100" w:afterAutospacing="1" w:line="300" w:lineRule="atLeast"/>
+        <w:rPr>
+          <w:rFonts w:ascii="Segoe UI" w:eastAsia="Times New Roman" w:hAnsi="Segoe UI" w:cs="Segoe UI"/>
+          <w:kern w:val="0"/>
+          <w:sz w:val="21"/>
+          <w:szCs w:val="21"/>
+          <w:lang w:eastAsia="en-GB"/>
+          <w14:ligatures w14:val="none"/>
+        </w:rPr>
+      </w:pPr>
+      <w:r>
+        <w:rPr>
+          <w:rFonts w:ascii="Segoe UI" w:eastAsia="Times New Roman" w:hAnsi="Segoe UI" w:cs="Segoe UI"/>
+          <w:kern w:val="0"/>
+          <w:sz w:val="21"/>
+          <w:szCs w:val="21"/>
+          <w:lang w:eastAsia="en-GB"/>
+          <w14:ligatures w14:val="none"/>
+        </w:rPr>
+        <w:t>≥30% LDL</w:t>
+      </w:r>
+      <w:r>
+        <w:rPr>
+          <w:rFonts w:ascii="Segoe UI" w:eastAsia="Times New Roman" w:hAnsi="Segoe UI" w:cs="Segoe UI"/>
+          <w:kern w:val="0"/>
+          <w:sz w:val="21"/>
+          <w:szCs w:val="21"/>
+          <w:lang w:eastAsia="en-GB"/>
+          <w14:ligatures w14:val="none"/>
+        </w:rPr>
+        <w:noBreakHyphen/>
+        <w:t>C csökkenés</w:t>
+      </w:r>
+    </w:p>
+    <w:p>
+      <w:pPr>
+        <w:numPr>
+          <w:ilvl w:val="1"/>
+          <w:numId w:val="4"/>
+        </w:numPr>
+        <w:spacing w:before="100" w:beforeAutospacing="1" w:after="100" w:afterAutospacing="1" w:line="300" w:lineRule="atLeast"/>
+        <w:rPr>
+          <w:rFonts w:ascii="Segoe UI" w:eastAsia="Times New Roman" w:hAnsi="Segoe UI" w:cs="Segoe UI"/>
+          <w:kern w:val="0"/>
+          <w:sz w:val="21"/>
+          <w:szCs w:val="21"/>
+          <w:lang w:eastAsia="en-GB"/>
+          <w14:ligatures w14:val="none"/>
+        </w:rPr>
+      </w:pPr>
+      <w:r>
+        <w:rPr>
+          <w:rFonts w:ascii="Segoe UI" w:eastAsia="Times New Roman" w:hAnsi="Segoe UI" w:cs="Segoe UI"/>
+          <w:b/>
+          <w:bCs/>
+          <w:kern w:val="0"/>
+          <w:sz w:val="21"/>
+          <w:szCs w:val="21"/>
+          <w:lang w:eastAsia="en-GB"/>
+          <w14:ligatures w14:val="none"/>
+        </w:rPr>
+        <w:t>LDL</w:t>
+      </w:r>
+      <w:r>
+        <w:rPr>
+          <w:rFonts w:ascii="Segoe UI" w:eastAsia="Times New Roman" w:hAnsi="Segoe UI" w:cs="Segoe UI"/>
+          <w:b/>
+          <w:bCs/>
+          <w:kern w:val="0"/>
+          <w:sz w:val="21"/>
+          <w:szCs w:val="21"/>
+          <w:lang w:eastAsia="en-GB"/>
+          <w14:ligatures w14:val="none"/>
+        </w:rPr>
+        <w:noBreakHyphen/>
+        <w:t xml:space="preserve">C &lt;2,6 mmol/L </w:t>
+      </w:r>
+      <w:r>
+        <w:rPr>
+          <w:rFonts w:ascii="Segoe UI" w:eastAsia="Times New Roman" w:hAnsi="Segoe UI" w:cs="Segoe UI"/>
+          <w:kern w:val="0"/>
+          <w:sz w:val="21"/>
+          <w:szCs w:val="21"/>
+          <w:lang w:eastAsia="en-GB"/>
+          <w14:ligatures w14:val="none"/>
+        </w:rPr>
+        <w:t>(100 mg/dL)</w:t>
+      </w:r>
+    </w:p>
+    <w:p>
+      <w:pPr>
+        <w:numPr>
+          <w:ilvl w:val="1"/>
+          <w:numId w:val="4"/>
+        </w:numPr>
+        <w:spacing w:before="100" w:beforeAutospacing="1" w:after="100" w:afterAutospacing="1" w:line="300" w:lineRule="atLeast"/>
+        <w:rPr>
+          <w:rFonts w:ascii="Segoe UI" w:eastAsia="Times New Roman" w:hAnsi="Segoe UI" w:cs="Segoe UI"/>
+          <w:kern w:val="0"/>
+          <w:sz w:val="21"/>
+          <w:szCs w:val="21"/>
+          <w:lang w:eastAsia="en-GB"/>
+          <w14:ligatures w14:val="none"/>
+        </w:rPr>
+      </w:pPr>
+      <w:r>
+        <w:rPr>
+          <w:rFonts w:ascii="Segoe UI" w:eastAsia="Times New Roman" w:hAnsi="Segoe UI" w:cs="Segoe UI"/>
+          <w:kern w:val="0"/>
+          <w:sz w:val="21"/>
+          <w:szCs w:val="21"/>
+          <w:lang w:eastAsia="en-GB"/>
+          <w14:ligatures w14:val="none"/>
+        </w:rPr>
+        <w:t>non</w:t>
+      </w:r>
+      <w:r>
+        <w:rPr>
+          <w:rFonts w:ascii="Segoe UI" w:eastAsia="Times New Roman" w:hAnsi="Segoe UI" w:cs="Segoe UI"/>
+          <w:kern w:val="0"/>
+          <w:sz w:val="21"/>
+          <w:szCs w:val="21"/>
+          <w:lang w:eastAsia="en-GB"/>
+          <w14:ligatures w14:val="none"/>
+        </w:rPr>
+        <w:noBreakHyphen/>
+        <w:t>HDL</w:t>
+      </w:r>
+      <w:r>
+        <w:rPr>
+          <w:rFonts w:ascii="Segoe UI" w:eastAsia="Times New Roman" w:hAnsi="Segoe UI" w:cs="Segoe UI"/>
+          <w:kern w:val="0"/>
+          <w:sz w:val="21"/>
+          <w:szCs w:val="21"/>
+          <w:lang w:eastAsia="en-GB"/>
+          <w14:ligatures w14:val="none"/>
+        </w:rPr>
+        <w:noBreakHyphen/>
+        <w:t>C &lt;3,4 mmol/L (&lt;130 mg/dL)</w:t>
       </w:r>
     </w:p>
     <w:p>
@@ -885,237 +1060,90 @@
           <w:lang w:eastAsia="en-GB"/>
           <w14:ligatures w14:val="none"/>
         </w:rPr>
-        <w:t xml:space="preserve">Mérsékelt vagy magas intenzitású statin kezelés indítása, cél: </w:t>
-      </w:r>
-    </w:p>
-    <w:p>
-      <w:pPr>
-        <w:numPr>
-          <w:ilvl w:val="1"/>
-          <w:numId w:val="4"/>
-        </w:numPr>
-        <w:spacing w:before="100" w:beforeAutospacing="1" w:after="100" w:afterAutospacing="1" w:line="300" w:lineRule="atLeast"/>
-        <w:rPr>
-          <w:rFonts w:ascii="Segoe UI" w:eastAsia="Times New Roman" w:hAnsi="Segoe UI" w:cs="Segoe UI"/>
-          <w:kern w:val="0"/>
-          <w:sz w:val="21"/>
-          <w:szCs w:val="21"/>
-          <w:lang w:eastAsia="en-GB"/>
-          <w14:ligatures w14:val="none"/>
-        </w:rPr>
-      </w:pPr>
-      <w:r>
-        <w:rPr>
-          <w:rFonts w:ascii="Segoe UI" w:eastAsia="Times New Roman" w:hAnsi="Segoe UI" w:cs="Segoe UI"/>
-          <w:kern w:val="0"/>
-          <w:sz w:val="21"/>
-          <w:szCs w:val="21"/>
-          <w:lang w:eastAsia="en-GB"/>
-          <w14:ligatures w14:val="none"/>
-        </w:rPr>
-        <w:t>≥30% LDL</w:t>
-      </w:r>
-      <w:r>
-        <w:rPr>
-          <w:rFonts w:ascii="Segoe UI" w:eastAsia="Times New Roman" w:hAnsi="Segoe UI" w:cs="Segoe UI"/>
-          <w:kern w:val="0"/>
-          <w:sz w:val="21"/>
-          <w:szCs w:val="21"/>
-          <w:lang w:eastAsia="en-GB"/>
-          <w14:ligatures w14:val="none"/>
-        </w:rPr>
-        <w:noBreakHyphen/>
-        <w:t>C csökkenés</w:t>
-      </w:r>
-    </w:p>
-    <w:p>
-      <w:pPr>
-        <w:numPr>
-          <w:ilvl w:val="1"/>
-          <w:numId w:val="4"/>
-        </w:numPr>
-        <w:spacing w:before="100" w:beforeAutospacing="1" w:after="100" w:afterAutospacing="1" w:line="300" w:lineRule="atLeast"/>
-        <w:rPr>
-          <w:rFonts w:ascii="Segoe UI" w:eastAsia="Times New Roman" w:hAnsi="Segoe UI" w:cs="Segoe UI"/>
-          <w:kern w:val="0"/>
-          <w:sz w:val="21"/>
-          <w:szCs w:val="21"/>
-          <w:lang w:eastAsia="en-GB"/>
-          <w14:ligatures w14:val="none"/>
-        </w:rPr>
-      </w:pPr>
-      <w:r>
-        <w:rPr>
-          <w:rFonts w:ascii="Segoe UI" w:eastAsia="Times New Roman" w:hAnsi="Segoe UI" w:cs="Segoe UI"/>
-          <w:b/>
-          <w:bCs/>
-          <w:kern w:val="0"/>
-          <w:sz w:val="21"/>
-          <w:szCs w:val="21"/>
-          <w:lang w:eastAsia="en-GB"/>
-          <w14:ligatures w14:val="none"/>
-        </w:rPr>
-        <w:t>LDL</w:t>
-      </w:r>
-      <w:r>
-        <w:rPr>
-          <w:rFonts w:ascii="Segoe UI" w:eastAsia="Times New Roman" w:hAnsi="Segoe UI" w:cs="Segoe UI"/>
-          <w:b/>
-          <w:bCs/>
-          <w:kern w:val="0"/>
-          <w:sz w:val="21"/>
-          <w:szCs w:val="21"/>
-          <w:lang w:eastAsia="en-GB"/>
-          <w14:ligatures w14:val="none"/>
-        </w:rPr>
-        <w:noBreakHyphen/>
-        <w:t xml:space="preserve">C &lt;2,6 mmol/L </w:t>
-      </w:r>
-      <w:r>
-        <w:rPr>
-          <w:rFonts w:ascii="Segoe UI" w:eastAsia="Times New Roman" w:hAnsi="Segoe UI" w:cs="Segoe UI"/>
-          <w:kern w:val="0"/>
-          <w:sz w:val="21"/>
-          <w:szCs w:val="21"/>
-          <w:lang w:eastAsia="en-GB"/>
-          <w14:ligatures w14:val="none"/>
-        </w:rPr>
-        <w:t>(100 mg/dL)</w:t>
-      </w:r>
-    </w:p>
-    <w:p>
-      <w:pPr>
-        <w:numPr>
-          <w:ilvl w:val="1"/>
-          <w:numId w:val="4"/>
-        </w:numPr>
-        <w:spacing w:before="100" w:beforeAutospacing="1" w:after="100" w:afterAutospacing="1" w:line="300" w:lineRule="atLeast"/>
-        <w:rPr>
-          <w:rFonts w:ascii="Segoe UI" w:eastAsia="Times New Roman" w:hAnsi="Segoe UI" w:cs="Segoe UI"/>
-          <w:kern w:val="0"/>
-          <w:sz w:val="21"/>
-          <w:szCs w:val="21"/>
-          <w:lang w:eastAsia="en-GB"/>
-          <w14:ligatures w14:val="none"/>
-        </w:rPr>
-      </w:pPr>
-      <w:r>
-        <w:rPr>
-          <w:rFonts w:ascii="Segoe UI" w:eastAsia="Times New Roman" w:hAnsi="Segoe UI" w:cs="Segoe UI"/>
-          <w:kern w:val="0"/>
-          <w:sz w:val="21"/>
-          <w:szCs w:val="21"/>
-          <w:lang w:eastAsia="en-GB"/>
-          <w14:ligatures w14:val="none"/>
-        </w:rPr>
-        <w:t>non</w:t>
-      </w:r>
-      <w:r>
-        <w:rPr>
-          <w:rFonts w:ascii="Segoe UI" w:eastAsia="Times New Roman" w:hAnsi="Segoe UI" w:cs="Segoe UI"/>
-          <w:kern w:val="0"/>
-          <w:sz w:val="21"/>
-          <w:szCs w:val="21"/>
-          <w:lang w:eastAsia="en-GB"/>
-          <w14:ligatures w14:val="none"/>
-        </w:rPr>
-        <w:noBreakHyphen/>
-        <w:t>HDL</w:t>
-      </w:r>
-      <w:r>
-        <w:rPr>
-          <w:rFonts w:ascii="Segoe UI" w:eastAsia="Times New Roman" w:hAnsi="Segoe UI" w:cs="Segoe UI"/>
-          <w:kern w:val="0"/>
-          <w:sz w:val="21"/>
-          <w:szCs w:val="21"/>
-          <w:lang w:eastAsia="en-GB"/>
-          <w14:ligatures w14:val="none"/>
-        </w:rPr>
-        <w:noBreakHyphen/>
-        <w:t>C &lt;3,4 mmol/L (&lt;130 mg/dL)</w:t>
+        <w:t>Ha bizonytalanság marad a kezelés indítását vagy intenzitását illetően, CAC vizsgálat mérlegelendő.</w:t>
+      </w:r>
+    </w:p>
+    <w:p>
+      <w:pPr>
+        <w:spacing w:after="0" w:line="300" w:lineRule="atLeast"/>
+        <w:rPr>
+          <w:rFonts w:ascii="Segoe UI" w:eastAsia="Times New Roman" w:hAnsi="Segoe UI" w:cs="Segoe UI"/>
+          <w:kern w:val="0"/>
+          <w:sz w:val="21"/>
+          <w:szCs w:val="21"/>
+          <w:lang w:eastAsia="en-GB"/>
+          <w14:ligatures w14:val="none"/>
+        </w:rPr>
+      </w:pPr>
+      <w:r>
+        <w:rPr>
+          <w:rFonts w:ascii="Segoe UI" w:eastAsia="Times New Roman" w:hAnsi="Segoe UI" w:cs="Segoe UI"/>
+          <w:noProof/>
+          <w:kern w:val="0"/>
+          <w:sz w:val="21"/>
+          <w:szCs w:val="21"/>
+          <w:lang w:eastAsia="en-GB"/>
+        </w:rPr>
+        <w:pict w14:anchorId="0DB1FB9D">
+          <v:rect id="_x0000_i1026" alt="" style="width:451.3pt;height:.05pt;mso-width-percent:0;mso-height-percent:0;mso-width-percent:0;mso-height-percent:0" o:hralign="center" o:hrstd="t" o:hr="t" fillcolor="#a0a0a0" stroked="f"/>
+        </w:pict>
+      </w:r>
+    </w:p>
+    <w:p>
+      <w:pPr>
+        <w:spacing w:before="100" w:beforeAutospacing="1" w:after="0" w:line="300" w:lineRule="atLeast"/>
+        <w:outlineLvl w:val="2"/>
+        <w:rPr>
+          <w:rFonts w:ascii="Segoe UI" w:eastAsia="Times New Roman" w:hAnsi="Segoe UI" w:cs="Segoe UI"/>
+          <w:b/>
+          <w:bCs/>
+          <w:kern w:val="0"/>
+          <w:sz w:val="27"/>
+          <w:szCs w:val="27"/>
+          <w:lang w:eastAsia="en-GB"/>
+          <w14:ligatures w14:val="none"/>
+        </w:rPr>
+      </w:pPr>
+      <w:r>
+        <w:rPr>
+          <w:rFonts w:ascii="Segoe UI" w:eastAsia="Times New Roman" w:hAnsi="Segoe UI" w:cs="Segoe UI"/>
+          <w:b/>
+          <w:bCs/>
+          <w:kern w:val="0"/>
+          <w:sz w:val="27"/>
+          <w:szCs w:val="27"/>
+          <w:lang w:eastAsia="en-GB"/>
+          <w14:ligatures w14:val="none"/>
+        </w:rPr>
+        <w:t>Magas (≥10% kockázat):</w:t>
       </w:r>
     </w:p>
     <w:p>
       <w:pPr>
         <w:numPr>
           <w:ilvl w:val="0"/>
-          <w:numId w:val="4"/>
+          <w:numId w:val="5"/>
         </w:numPr>
-        <w:spacing w:before="100" w:beforeAutospacing="1" w:after="100" w:afterAutospacing="1" w:line="300" w:lineRule="atLeast"/>
-        <w:rPr>
-          <w:rFonts w:ascii="Segoe UI" w:eastAsia="Times New Roman" w:hAnsi="Segoe UI" w:cs="Segoe UI"/>
-          <w:kern w:val="0"/>
-          <w:sz w:val="21"/>
-          <w:szCs w:val="21"/>
-          <w:lang w:eastAsia="en-GB"/>
-          <w14:ligatures w14:val="none"/>
-        </w:rPr>
-      </w:pPr>
-      <w:r>
-        <w:rPr>
-          <w:rFonts w:ascii="Segoe UI" w:eastAsia="Times New Roman" w:hAnsi="Segoe UI" w:cs="Segoe UI"/>
-          <w:kern w:val="0"/>
-          <w:sz w:val="21"/>
-          <w:szCs w:val="21"/>
-          <w:lang w:eastAsia="en-GB"/>
-          <w14:ligatures w14:val="none"/>
-        </w:rPr>
-        <w:t>Ha bizonytalanság marad a kezelés indítását vagy intenzitását illetően, CAC vizsgálat mérlegelendő.</w:t>
-      </w:r>
-    </w:p>
-    <w:p>
-      <w:pPr>
-        <w:spacing w:after="0" w:line="300" w:lineRule="atLeast"/>
-        <w:rPr>
-          <w:rFonts w:ascii="Segoe UI" w:eastAsia="Times New Roman" w:hAnsi="Segoe UI" w:cs="Segoe UI"/>
-          <w:kern w:val="0"/>
-          <w:sz w:val="21"/>
-          <w:szCs w:val="21"/>
-          <w:lang w:eastAsia="en-GB"/>
-          <w14:ligatures w14:val="none"/>
-        </w:rPr>
-      </w:pPr>
-      <w:r>
-        <w:rPr>
-          <w:rFonts w:ascii="Segoe UI" w:eastAsia="Times New Roman" w:hAnsi="Segoe UI" w:cs="Segoe UI"/>
-          <w:noProof/>
-          <w:kern w:val="0"/>
-          <w:sz w:val="21"/>
-          <w:szCs w:val="21"/>
-          <w:lang w:eastAsia="en-GB"/>
-        </w:rPr>
-        <w:pict w14:anchorId="1392B624">
-          <v:rect id="_x0000_i1026" alt="" style="width:451.3pt;height:.05pt;mso-width-percent:0;mso-height-percent:0;mso-width-percent:0;mso-height-percent:0" o:hralign="center" o:hrstd="t" o:hr="t" fillcolor="#a0a0a0" stroked="f"/>
-        </w:pict>
-      </w:r>
-    </w:p>
-    <w:p>
-      <w:pPr>
-        <w:spacing w:before="100" w:beforeAutospacing="1" w:after="0" w:line="300" w:lineRule="atLeast"/>
-        <w:outlineLvl w:val="2"/>
-        <w:rPr>
-          <w:rFonts w:ascii="Segoe UI" w:eastAsia="Times New Roman" w:hAnsi="Segoe UI" w:cs="Segoe UI"/>
-          <w:b/>
-          <w:bCs/>
-          <w:kern w:val="0"/>
-          <w:sz w:val="27"/>
-          <w:szCs w:val="27"/>
-          <w:lang w:eastAsia="en-GB"/>
-          <w14:ligatures w14:val="none"/>
-        </w:rPr>
-      </w:pPr>
-      <w:r>
-        <w:rPr>
-          <w:rFonts w:ascii="Segoe UI" w:eastAsia="Times New Roman" w:hAnsi="Segoe UI" w:cs="Segoe UI"/>
-          <w:b/>
-          <w:bCs/>
-          <w:kern w:val="0"/>
-          <w:sz w:val="27"/>
-          <w:szCs w:val="27"/>
-          <w:lang w:eastAsia="en-GB"/>
-          <w14:ligatures w14:val="none"/>
-        </w:rPr>
-        <w:t>Magas (≥10% kockázat):</w:t>
+        <w:spacing w:after="100" w:afterAutospacing="1" w:line="300" w:lineRule="atLeast"/>
+        <w:rPr>
+          <w:rFonts w:ascii="Segoe UI" w:eastAsia="Times New Roman" w:hAnsi="Segoe UI" w:cs="Segoe UI"/>
+          <w:kern w:val="0"/>
+          <w:sz w:val="21"/>
+          <w:szCs w:val="21"/>
+          <w:lang w:eastAsia="en-GB"/>
+          <w14:ligatures w14:val="none"/>
+        </w:rPr>
+      </w:pPr>
+      <w:r>
+        <w:rPr>
+          <w:rFonts w:ascii="Segoe UI" w:eastAsia="Times New Roman" w:hAnsi="Segoe UI" w:cs="Segoe UI"/>
+          <w:kern w:val="0"/>
+          <w:sz w:val="21"/>
+          <w:szCs w:val="21"/>
+          <w:lang w:eastAsia="en-GB"/>
+          <w14:ligatures w14:val="none"/>
+        </w:rPr>
+        <w:t>Egészségmagatartási tanácsadás.</w:t>
       </w:r>
     </w:p>
     <w:p>
@@ -1143,7 +1171,154 @@
           <w:lang w:eastAsia="en-GB"/>
           <w14:ligatures w14:val="none"/>
         </w:rPr>
-        <w:t>Egészségmagatartási tanácsadás.</w:t>
+        <w:t xml:space="preserve">Magas intenzitású statin kezelés indítása, cél: </w:t>
+      </w:r>
+    </w:p>
+    <w:p>
+      <w:pPr>
+        <w:numPr>
+          <w:ilvl w:val="1"/>
+          <w:numId w:val="5"/>
+        </w:numPr>
+        <w:spacing w:before="100" w:beforeAutospacing="1" w:after="100" w:afterAutospacing="1" w:line="300" w:lineRule="atLeast"/>
+        <w:rPr>
+          <w:rFonts w:ascii="Segoe UI" w:eastAsia="Times New Roman" w:hAnsi="Segoe UI" w:cs="Segoe UI"/>
+          <w:kern w:val="0"/>
+          <w:sz w:val="21"/>
+          <w:szCs w:val="21"/>
+          <w:lang w:eastAsia="en-GB"/>
+          <w14:ligatures w14:val="none"/>
+        </w:rPr>
+      </w:pPr>
+      <w:r>
+        <w:rPr>
+          <w:rFonts w:ascii="Segoe UI" w:eastAsia="Times New Roman" w:hAnsi="Segoe UI" w:cs="Segoe UI"/>
+          <w:kern w:val="0"/>
+          <w:sz w:val="21"/>
+          <w:szCs w:val="21"/>
+          <w:lang w:eastAsia="en-GB"/>
+          <w14:ligatures w14:val="none"/>
+        </w:rPr>
+        <w:t>≥50% LDL</w:t>
+      </w:r>
+      <w:r>
+        <w:rPr>
+          <w:rFonts w:ascii="Segoe UI" w:eastAsia="Times New Roman" w:hAnsi="Segoe UI" w:cs="Segoe UI"/>
+          <w:kern w:val="0"/>
+          <w:sz w:val="21"/>
+          <w:szCs w:val="21"/>
+          <w:lang w:eastAsia="en-GB"/>
+          <w14:ligatures w14:val="none"/>
+        </w:rPr>
+        <w:noBreakHyphen/>
+        <w:t>C csökkenés</w:t>
+      </w:r>
+    </w:p>
+    <w:p>
+      <w:pPr>
+        <w:numPr>
+          <w:ilvl w:val="1"/>
+          <w:numId w:val="5"/>
+        </w:numPr>
+        <w:spacing w:before="100" w:beforeAutospacing="1" w:after="100" w:afterAutospacing="1" w:line="300" w:lineRule="atLeast"/>
+        <w:rPr>
+          <w:rFonts w:ascii="Segoe UI" w:eastAsia="Times New Roman" w:hAnsi="Segoe UI" w:cs="Segoe UI"/>
+          <w:kern w:val="0"/>
+          <w:sz w:val="21"/>
+          <w:szCs w:val="21"/>
+          <w:lang w:eastAsia="en-GB"/>
+          <w14:ligatures w14:val="none"/>
+        </w:rPr>
+      </w:pPr>
+      <w:r>
+        <w:rPr>
+          <w:rFonts w:ascii="Segoe UI" w:eastAsia="Times New Roman" w:hAnsi="Segoe UI" w:cs="Segoe UI"/>
+          <w:b/>
+          <w:bCs/>
+          <w:kern w:val="0"/>
+          <w:sz w:val="21"/>
+          <w:szCs w:val="21"/>
+          <w:lang w:eastAsia="en-GB"/>
+          <w14:ligatures w14:val="none"/>
+        </w:rPr>
+        <w:t>LDL</w:t>
+      </w:r>
+      <w:r>
+        <w:rPr>
+          <w:rFonts w:ascii="Segoe UI" w:eastAsia="Times New Roman" w:hAnsi="Segoe UI" w:cs="Segoe UI"/>
+          <w:b/>
+          <w:bCs/>
+          <w:kern w:val="0"/>
+          <w:sz w:val="21"/>
+          <w:szCs w:val="21"/>
+          <w:lang w:eastAsia="en-GB"/>
+          <w14:ligatures w14:val="none"/>
+        </w:rPr>
+        <w:noBreakHyphen/>
+        <w:t>C &lt;1,8 mmol/L</w:t>
+      </w:r>
+      <w:r>
+        <w:rPr>
+          <w:rFonts w:ascii="Segoe UI" w:eastAsia="Times New Roman" w:hAnsi="Segoe UI" w:cs="Segoe UI"/>
+          <w:kern w:val="0"/>
+          <w:sz w:val="21"/>
+          <w:szCs w:val="21"/>
+          <w:lang w:eastAsia="en-GB"/>
+          <w14:ligatures w14:val="none"/>
+        </w:rPr>
+        <w:t xml:space="preserve"> (&lt;70 mg/dL)</w:t>
+      </w:r>
+    </w:p>
+    <w:p>
+      <w:pPr>
+        <w:numPr>
+          <w:ilvl w:val="1"/>
+          <w:numId w:val="5"/>
+        </w:numPr>
+        <w:spacing w:before="100" w:beforeAutospacing="1" w:after="100" w:afterAutospacing="1" w:line="300" w:lineRule="atLeast"/>
+        <w:rPr>
+          <w:rFonts w:ascii="Segoe UI" w:eastAsia="Times New Roman" w:hAnsi="Segoe UI" w:cs="Segoe UI"/>
+          <w:kern w:val="0"/>
+          <w:sz w:val="21"/>
+          <w:szCs w:val="21"/>
+          <w:lang w:eastAsia="en-GB"/>
+          <w14:ligatures w14:val="none"/>
+        </w:rPr>
+      </w:pPr>
+      <w:r>
+        <w:rPr>
+          <w:rFonts w:ascii="Segoe UI" w:eastAsia="Times New Roman" w:hAnsi="Segoe UI" w:cs="Segoe UI"/>
+          <w:kern w:val="0"/>
+          <w:sz w:val="21"/>
+          <w:szCs w:val="21"/>
+          <w:lang w:eastAsia="en-GB"/>
+          <w14:ligatures w14:val="none"/>
+        </w:rPr>
+        <w:t>non</w:t>
+      </w:r>
+      <w:r>
+        <w:rPr>
+          <w:rFonts w:ascii="Segoe UI" w:eastAsia="Times New Roman" w:hAnsi="Segoe UI" w:cs="Segoe UI"/>
+          <w:kern w:val="0"/>
+          <w:sz w:val="21"/>
+          <w:szCs w:val="21"/>
+          <w:lang w:eastAsia="en-GB"/>
+          <w14:ligatures w14:val="none"/>
+        </w:rPr>
+        <w:noBreakHyphen/>
+        <w:t>HDL</w:t>
+      </w:r>
+      <w:r>
+        <w:rPr>
+          <w:rFonts w:ascii="Segoe UI" w:eastAsia="Times New Roman" w:hAnsi="Segoe UI" w:cs="Segoe UI"/>
+          <w:kern w:val="0"/>
+          <w:sz w:val="21"/>
+          <w:szCs w:val="21"/>
+          <w:lang w:eastAsia="en-GB"/>
+          <w14:ligatures w14:val="none"/>
+        </w:rPr>
+        <w:noBreakHyphen/>
+        <w:t>C &lt;2,6 mmol/L (&lt;100 mg/dL)</w:t>
       </w:r>
     </w:p>
     <w:p>
@@ -1171,181 +1346,6 @@
           <w:lang w:eastAsia="en-GB"/>
           <w14:ligatures w14:val="none"/>
         </w:rPr>
-        <w:t xml:space="preserve">Magas intenzitású statin kezelés indítása, cél: </w:t>
-      </w:r>
-    </w:p>
-    <w:p>
-      <w:pPr>
-        <w:numPr>
-          <w:ilvl w:val="1"/>
-          <w:numId w:val="5"/>
-        </w:numPr>
-        <w:spacing w:before="100" w:beforeAutospacing="1" w:after="100" w:afterAutospacing="1" w:line="300" w:lineRule="atLeast"/>
-        <w:rPr>
-          <w:rFonts w:ascii="Segoe UI" w:eastAsia="Times New Roman" w:hAnsi="Segoe UI" w:cs="Segoe UI"/>
-          <w:kern w:val="0"/>
-          <w:sz w:val="21"/>
-          <w:szCs w:val="21"/>
-          <w:lang w:eastAsia="en-GB"/>
-          <w14:ligatures w14:val="none"/>
-        </w:rPr>
-      </w:pPr>
-      <w:r>
-        <w:rPr>
-          <w:rFonts w:ascii="Segoe UI" w:eastAsia="Times New Roman" w:hAnsi="Segoe UI" w:cs="Segoe UI"/>
-          <w:kern w:val="0"/>
-          <w:sz w:val="21"/>
-          <w:szCs w:val="21"/>
-          <w:lang w:eastAsia="en-GB"/>
-          <w14:ligatures w14:val="none"/>
-        </w:rPr>
-        <w:t>≥50% LDL</w:t>
-      </w:r>
-      <w:r>
-        <w:rPr>
-          <w:rFonts w:ascii="Segoe UI" w:eastAsia="Times New Roman" w:hAnsi="Segoe UI" w:cs="Segoe UI"/>
-          <w:kern w:val="0"/>
-          <w:sz w:val="21"/>
-          <w:szCs w:val="21"/>
-          <w:lang w:eastAsia="en-GB"/>
-          <w14:ligatures w14:val="none"/>
-        </w:rPr>
-        <w:noBreakHyphen/>
-        <w:t>C csökkenés</w:t>
-      </w:r>
-    </w:p>
-    <w:p>
-      <w:pPr>
-        <w:numPr>
-          <w:ilvl w:val="1"/>
-          <w:numId w:val="5"/>
-        </w:numPr>
-        <w:spacing w:before="100" w:beforeAutospacing="1" w:after="100" w:afterAutospacing="1" w:line="300" w:lineRule="atLeast"/>
-        <w:rPr>
-          <w:rFonts w:ascii="Segoe UI" w:eastAsia="Times New Roman" w:hAnsi="Segoe UI" w:cs="Segoe UI"/>
-          <w:kern w:val="0"/>
-          <w:sz w:val="21"/>
-          <w:szCs w:val="21"/>
-          <w:lang w:eastAsia="en-GB"/>
-          <w14:ligatures w14:val="none"/>
-        </w:rPr>
-      </w:pPr>
-      <w:r>
-        <w:rPr>
-          <w:rFonts w:ascii="Segoe UI" w:eastAsia="Times New Roman" w:hAnsi="Segoe UI" w:cs="Segoe UI"/>
-          <w:b/>
-          <w:bCs/>
-          <w:kern w:val="0"/>
-          <w:sz w:val="21"/>
-          <w:szCs w:val="21"/>
-          <w:lang w:eastAsia="en-GB"/>
-          <w14:ligatures w14:val="none"/>
-        </w:rPr>
-        <w:t>LDL</w:t>
-      </w:r>
-      <w:r>
-        <w:rPr>
-          <w:rFonts w:ascii="Segoe UI" w:eastAsia="Times New Roman" w:hAnsi="Segoe UI" w:cs="Segoe UI"/>
-          <w:b/>
-          <w:bCs/>
-          <w:kern w:val="0"/>
-          <w:sz w:val="21"/>
-          <w:szCs w:val="21"/>
-          <w:lang w:eastAsia="en-GB"/>
-          <w14:ligatures w14:val="none"/>
-        </w:rPr>
-        <w:noBreakHyphen/>
-        <w:t>C &lt;1,8 mmol/L</w:t>
-      </w:r>
-      <w:r>
-        <w:rPr>
-          <w:rFonts w:ascii="Segoe UI" w:eastAsia="Times New Roman" w:hAnsi="Segoe UI" w:cs="Segoe UI"/>
-          <w:kern w:val="0"/>
-          <w:sz w:val="21"/>
-          <w:szCs w:val="21"/>
-          <w:lang w:eastAsia="en-GB"/>
-          <w14:ligatures w14:val="none"/>
-        </w:rPr>
-        <w:t xml:space="preserve"> (&lt;70 mg/dL)</w:t>
-      </w:r>
-    </w:p>
-    <w:p>
-      <w:pPr>
-        <w:numPr>
-          <w:ilvl w:val="1"/>
-          <w:numId w:val="5"/>
-        </w:numPr>
-        <w:spacing w:before="100" w:beforeAutospacing="1" w:after="100" w:afterAutospacing="1" w:line="300" w:lineRule="atLeast"/>
-        <w:rPr>
-          <w:rFonts w:ascii="Segoe UI" w:eastAsia="Times New Roman" w:hAnsi="Segoe UI" w:cs="Segoe UI"/>
-          <w:kern w:val="0"/>
-          <w:sz w:val="21"/>
-          <w:szCs w:val="21"/>
-          <w:lang w:eastAsia="en-GB"/>
-          <w14:ligatures w14:val="none"/>
-        </w:rPr>
-      </w:pPr>
-      <w:r>
-        <w:rPr>
-          <w:rFonts w:ascii="Segoe UI" w:eastAsia="Times New Roman" w:hAnsi="Segoe UI" w:cs="Segoe UI"/>
-          <w:kern w:val="0"/>
-          <w:sz w:val="21"/>
-          <w:szCs w:val="21"/>
-          <w:lang w:eastAsia="en-GB"/>
-          <w14:ligatures w14:val="none"/>
-        </w:rPr>
-        <w:t>non</w:t>
-      </w:r>
-      <w:r>
-        <w:rPr>
-          <w:rFonts w:ascii="Segoe UI" w:eastAsia="Times New Roman" w:hAnsi="Segoe UI" w:cs="Segoe UI"/>
-          <w:kern w:val="0"/>
-          <w:sz w:val="21"/>
-          <w:szCs w:val="21"/>
-          <w:lang w:eastAsia="en-GB"/>
-          <w14:ligatures w14:val="none"/>
-        </w:rPr>
-        <w:noBreakHyphen/>
-        <w:t>HDL</w:t>
-      </w:r>
-      <w:r>
-        <w:rPr>
-          <w:rFonts w:ascii="Segoe UI" w:eastAsia="Times New Roman" w:hAnsi="Segoe UI" w:cs="Segoe UI"/>
-          <w:kern w:val="0"/>
-          <w:sz w:val="21"/>
-          <w:szCs w:val="21"/>
-          <w:lang w:eastAsia="en-GB"/>
-          <w14:ligatures w14:val="none"/>
-        </w:rPr>
-        <w:noBreakHyphen/>
-        <w:t>C &lt;2,6 mmol/L (&lt;100 mg/dL)</w:t>
-      </w:r>
-    </w:p>
-    <w:p>
-      <w:pPr>
-        <w:numPr>
-          <w:ilvl w:val="0"/>
-          <w:numId w:val="5"/>
-        </w:numPr>
-        <w:spacing w:before="100" w:beforeAutospacing="1" w:after="100" w:afterAutospacing="1" w:line="300" w:lineRule="atLeast"/>
-        <w:rPr>
-          <w:rFonts w:ascii="Segoe UI" w:eastAsia="Times New Roman" w:hAnsi="Segoe UI" w:cs="Segoe UI"/>
-          <w:kern w:val="0"/>
-          <w:sz w:val="21"/>
-          <w:szCs w:val="21"/>
-          <w:lang w:eastAsia="en-GB"/>
-          <w14:ligatures w14:val="none"/>
-        </w:rPr>
-      </w:pPr>
-      <w:r>
-        <w:rPr>
-          <w:rFonts w:ascii="Segoe UI" w:eastAsia="Times New Roman" w:hAnsi="Segoe UI" w:cs="Segoe UI"/>
-          <w:kern w:val="0"/>
-          <w:sz w:val="21"/>
-          <w:szCs w:val="21"/>
-          <w:lang w:eastAsia="en-GB"/>
-          <w14:ligatures w14:val="none"/>
-        </w:rPr>
         <w:t>Ha maximálisan tolerált statin mellett sem érhető el a cél, további terápiák (pl. ezetimib, PCSK9</w:t>
       </w:r>
       <w:r>
@@ -1598,7 +1598,7 @@
           <w:szCs w:val="21"/>
           <w:lang w:eastAsia="en-GB"/>
         </w:rPr>
-        <w:pict w14:anchorId="53AF8E03">
+        <w:pict w14:anchorId="654BBF58">
           <v:rect id="_x0000_i1025" alt="" style="width:451.3pt;height:.05pt;mso-width-percent:0;mso-height-percent:0;mso-width-percent:0;mso-height-percent:0" o:hralign="center" o:hrstd="t" o:hr="t" fillcolor="#a0a0a0" stroked="f"/>
         </w:pict>
       </w:r>

--- a/SCORE/PREVENT.docx
+++ b/SCORE/PREVENT.docx
@@ -214,6 +214,32 @@
         </w:rPr>
         <w:t>diabetes mellitus</w:t>
       </w:r>
+      <w:r>
+        <w:rPr>
+          <w:rFonts w:ascii="Segoe UI" w:eastAsia="Times New Roman" w:hAnsi="Segoe UI" w:cs="Segoe UI"/>
+          <w:b/>
+          <w:bCs/>
+          <w:kern w:val="0"/>
+          <w:sz w:val="21"/>
+          <w:szCs w:val="21"/>
+          <w:lang w:eastAsia="en-GB"/>
+          <w14:ligatures w14:val="none"/>
+        </w:rPr>
+        <w:t xml:space="preserve"> VAGY </w:t>
+      </w:r>
+      <w:r>
+        <w:rPr>
+          <w:rFonts w:ascii="Segoe UI" w:eastAsia="Times New Roman" w:hAnsi="Segoe UI" w:cs="Segoe UI"/>
+          <w:b/>
+          <w:bCs/>
+          <w:kern w:val="0"/>
+          <w:sz w:val="21"/>
+          <w:szCs w:val="21"/>
+          <w:lang w:eastAsia="en-GB"/>
+          <w14:ligatures w14:val="none"/>
+        </w:rPr>
+        <w:t>legalább 3. stádiumú krónikus vesebetegség</w:t>
+      </w:r>
     </w:p>
     <w:p>
       <w:pPr>
@@ -221,39 +247,7 @@
           <w:ilvl w:val="1"/>
           <w:numId w:val="6"/>
         </w:numPr>
-        <w:spacing w:before="100" w:beforeAutospacing="1" w:after="100" w:afterAutospacing="1" w:line="300" w:lineRule="atLeast"/>
-        <w:rPr>
-          <w:rFonts w:ascii="Segoe UI" w:eastAsia="Times New Roman" w:hAnsi="Segoe UI" w:cs="Segoe UI"/>
-          <w:b/>
-          <w:bCs/>
-          <w:kern w:val="0"/>
-          <w:sz w:val="21"/>
-          <w:szCs w:val="21"/>
-          <w:lang w:eastAsia="en-GB"/>
-          <w14:ligatures w14:val="none"/>
-        </w:rPr>
-      </w:pPr>
-      <w:r>
-        <w:rPr>
-          <w:rFonts w:ascii="Segoe UI" w:eastAsia="Times New Roman" w:hAnsi="Segoe UI" w:cs="Segoe UI"/>
-          <w:b/>
-          <w:bCs/>
-          <w:kern w:val="0"/>
-          <w:sz w:val="21"/>
-          <w:szCs w:val="21"/>
-          <w:lang w:eastAsia="en-GB"/>
-          <w14:ligatures w14:val="none"/>
-        </w:rPr>
-        <w:t>legalább 3. stádiumú krónikus vesebetegség</w:t>
-      </w:r>
-    </w:p>
-    <w:p>
-      <w:pPr>
-        <w:numPr>
-          <w:ilvl w:val="1"/>
-          <w:numId w:val="6"/>
-        </w:numPr>
-        <w:spacing w:before="100" w:beforeAutospacing="1" w:after="100" w:afterAutospacing="1" w:line="300" w:lineRule="atLeast"/>
+        <w:spacing w:before="100" w:beforeAutospacing="1" w:after="0" w:line="300" w:lineRule="atLeast"/>
         <w:rPr>
           <w:rFonts w:ascii="Segoe UI" w:eastAsia="Times New Roman" w:hAnsi="Segoe UI" w:cs="Segoe UI"/>
           <w:kern w:val="0"/>
@@ -273,6 +267,61 @@
           <w14:ligatures w14:val="none"/>
         </w:rPr>
         <w:t>vagy stabil kombinált antiretrovirális kezelés alatt álló HIV fertőzés esetén</w:t>
+      </w:r>
+    </w:p>
+    <w:p>
+      <w:pPr>
+        <w:spacing w:before="100" w:beforeAutospacing="1" w:after="0" w:line="300" w:lineRule="atLeast"/>
+        <w:outlineLvl w:val="1"/>
+        <w:rPr>
+          <w:rFonts w:ascii="Segoe UI" w:eastAsia="Times New Roman" w:hAnsi="Segoe UI" w:cs="Segoe UI"/>
+          <w:b/>
+          <w:bCs/>
+          <w:kern w:val="0"/>
+          <w:sz w:val="36"/>
+          <w:szCs w:val="36"/>
+          <w:lang w:eastAsia="en-GB"/>
+          <w14:ligatures w14:val="none"/>
+        </w:rPr>
+      </w:pPr>
+      <w:r>
+        <w:rPr>
+          <w:rFonts w:ascii="Segoe UI" w:eastAsia="Times New Roman" w:hAnsi="Segoe UI" w:cs="Segoe UI"/>
+          <w:b/>
+          <w:bCs/>
+          <w:kern w:val="0"/>
+          <w:sz w:val="36"/>
+          <w:szCs w:val="36"/>
+          <w:lang w:eastAsia="en-GB"/>
+          <w14:ligatures w14:val="none"/>
+        </w:rPr>
+        <w:t xml:space="preserve">Primer prevenció </w:t>
+      </w:r>
+      <w:r>
+        <w:rPr>
+          <w:rFonts w:ascii="Segoe UI" w:eastAsia="Times New Roman" w:hAnsi="Segoe UI" w:cs="Segoe UI"/>
+          <w:b/>
+          <w:bCs/>
+          <w:kern w:val="0"/>
+          <w:sz w:val="36"/>
+          <w:szCs w:val="36"/>
+          <w:lang w:eastAsia="en-GB"/>
+          <w14:ligatures w14:val="none"/>
+        </w:rPr>
+        <w:t>2026 ACC/AHA irányelv</w:t>
+      </w:r>
+      <w:r>
+        <w:rPr>
+          <w:rFonts w:ascii="Segoe UI" w:eastAsia="Times New Roman" w:hAnsi="Segoe UI" w:cs="Segoe UI"/>
+          <w:b/>
+          <w:bCs/>
+          <w:kern w:val="0"/>
+          <w:sz w:val="36"/>
+          <w:szCs w:val="36"/>
+          <w:lang w:eastAsia="en-GB"/>
+          <w14:ligatures w14:val="none"/>
+        </w:rPr>
+        <w:t xml:space="preserve"> alapján</w:t>
       </w:r>
     </w:p>
     <w:p>
@@ -282,50 +331,54 @@
         <w:rPr>
           <w:rFonts w:ascii="Segoe UI" w:eastAsia="Times New Roman" w:hAnsi="Segoe UI" w:cs="Segoe UI"/>
           <w:kern w:val="0"/>
-          <w:sz w:val="21"/>
-          <w:szCs w:val="21"/>
-          <w:lang w:eastAsia="en-GB"/>
-          <w14:ligatures w14:val="none"/>
-        </w:rPr>
-      </w:pPr>
-      <w:r>
-        <w:rPr>
-          <w:rFonts w:ascii="Segoe UI" w:eastAsia="Times New Roman" w:hAnsi="Segoe UI" w:cs="Segoe UI"/>
-          <w:b/>
-          <w:bCs/>
-          <w:kern w:val="0"/>
-          <w:sz w:val="36"/>
-          <w:szCs w:val="36"/>
-          <w:lang w:eastAsia="en-GB"/>
-          <w14:ligatures w14:val="none"/>
-        </w:rPr>
-        <w:t xml:space="preserve">Primer prevenció </w:t>
-      </w:r>
-      <w:r>
-        <w:rPr>
-          <w:rFonts w:ascii="Segoe UI" w:eastAsia="Times New Roman" w:hAnsi="Segoe UI" w:cs="Segoe UI"/>
-          <w:b/>
-          <w:bCs/>
-          <w:kern w:val="0"/>
-          <w:sz w:val="36"/>
-          <w:szCs w:val="36"/>
-          <w:lang w:eastAsia="en-GB"/>
-          <w14:ligatures w14:val="none"/>
-        </w:rPr>
-        <w:t>2026 ACC/AHA irányelv</w:t>
-      </w:r>
-      <w:r>
-        <w:rPr>
-          <w:rFonts w:ascii="Segoe UI" w:eastAsia="Times New Roman" w:hAnsi="Segoe UI" w:cs="Segoe UI"/>
-          <w:b/>
-          <w:bCs/>
-          <w:kern w:val="0"/>
-          <w:sz w:val="36"/>
-          <w:szCs w:val="36"/>
-          <w:lang w:eastAsia="en-GB"/>
-          <w14:ligatures w14:val="none"/>
-        </w:rPr>
-        <w:t xml:space="preserve"> alapján</w:t>
+          <w:sz w:val="20"/>
+          <w:szCs w:val="20"/>
+          <w:lang w:eastAsia="en-GB"/>
+          <w14:ligatures w14:val="none"/>
+        </w:rPr>
+      </w:pPr>
+      <w:r>
+        <w:rPr>
+          <w:rFonts w:ascii="Segoe UI" w:eastAsia="Times New Roman" w:hAnsi="Segoe UI" w:cs="Segoe UI"/>
+          <w:kern w:val="0"/>
+          <w:sz w:val="32"/>
+          <w:szCs w:val="32"/>
+          <w:lang w:eastAsia="en-GB"/>
+          <w14:ligatures w14:val="none"/>
+        </w:rPr>
+        <w:t>(</w:t>
+      </w:r>
+      <w:r>
+        <w:rPr>
+          <w:sz w:val="22"/>
+          <w:szCs w:val="22"/>
+        </w:rPr>
+        <w:t>ACC/AHA/AACVPR/ABC/ACPM/ADA/ AGS/APhA/ASPC/NLA/PCNA</w:t>
+      </w:r>
+      <w:r>
+        <w:rPr>
+          <w:sz w:val="22"/>
+          <w:szCs w:val="22"/>
+        </w:rPr>
+        <w:t xml:space="preserve"> Dyslipidaemia</w:t>
+      </w:r>
+      <w:r>
+        <w:rPr>
+          <w:sz w:val="22"/>
+          <w:szCs w:val="22"/>
+        </w:rPr>
+        <w:t xml:space="preserve"> Guideline</w:t>
+      </w:r>
+      <w:r>
+        <w:rPr>
+          <w:rFonts w:ascii="Segoe UI" w:eastAsia="Times New Roman" w:hAnsi="Segoe UI" w:cs="Segoe UI"/>
+          <w:kern w:val="0"/>
+          <w:sz w:val="32"/>
+          <w:szCs w:val="32"/>
+          <w:lang w:eastAsia="en-GB"/>
+          <w14:ligatures w14:val="none"/>
+        </w:rPr>
+        <w:t>)</w:t>
       </w:r>
     </w:p>
     <w:p>
@@ -484,7 +537,7 @@
           <w:szCs w:val="21"/>
           <w:lang w:eastAsia="en-GB"/>
         </w:rPr>
-        <w:pict w14:anchorId="376A0247">
+        <w:pict w14:anchorId="0BA62436">
           <v:rect id="_x0000_i1028" alt="" style="width:451.3pt;height:.05pt;mso-width-percent:0;mso-height-percent:0;mso-width-percent:0;mso-height-percent:0" o:hralign="center" o:hrstd="t" o:hr="t" fillcolor="#a0a0a0" stroked="f"/>
         </w:pict>
       </w:r>
@@ -798,7 +851,7 @@
           <w:szCs w:val="21"/>
           <w:lang w:eastAsia="en-GB"/>
         </w:rPr>
-        <w:pict w14:anchorId="6870BFB2">
+        <w:pict w14:anchorId="3DA586DA">
           <v:rect id="_x0000_i1027" alt="" style="width:451.3pt;height:.05pt;mso-width-percent:0;mso-height-percent:0;mso-width-percent:0;mso-height-percent:0" o:hralign="center" o:hrstd="t" o:hr="t" fillcolor="#a0a0a0" stroked="f"/>
         </w:pict>
       </w:r>
@@ -1084,7 +1137,7 @@
           <w:szCs w:val="21"/>
           <w:lang w:eastAsia="en-GB"/>
         </w:rPr>
-        <w:pict w14:anchorId="0DB1FB9D">
+        <w:pict w14:anchorId="79992247">
           <v:rect id="_x0000_i1026" alt="" style="width:451.3pt;height:.05pt;mso-width-percent:0;mso-height-percent:0;mso-width-percent:0;mso-height-percent:0" o:hralign="center" o:hrstd="t" o:hr="t" fillcolor="#a0a0a0" stroked="f"/>
         </w:pict>
       </w:r>
@@ -1598,7 +1651,7 @@
           <w:szCs w:val="21"/>
           <w:lang w:eastAsia="en-GB"/>
         </w:rPr>
-        <w:pict w14:anchorId="654BBF58">
+        <w:pict w14:anchorId="7369BA4A">
           <v:rect id="_x0000_i1025" alt="" style="width:451.3pt;height:.05pt;mso-width-percent:0;mso-height-percent:0;mso-width-percent:0;mso-height-percent:0" o:hralign="center" o:hrstd="t" o:hr="t" fillcolor="#a0a0a0" stroked="f"/>
         </w:pict>
       </w:r>
